--- a/data_out/bes_2003_2023/bes_reddito_tbl.docx
+++ b/data_out/bes_2003_2023/bes_reddito_tbl.docx
@@ -20,7 +20,7 @@
       <w:tr>
         <w:trPr>
           <w:cantSplit/>
-          <w:trHeight w:val="390" w:hRule="auto"/>
+          <w:trHeight w:val="396" w:hRule="auto"/>
           <w:tblHeader/>
         </w:trPr>
         header1
@@ -44,6 +44,7 @@
           </w:tcPr>
           <w:p>
             <w:pPr>
+              <w:pStyle w:val="Normal"/>
               <w:jc w:val="center"/>
               <w:pBdr>
                 <w:bottom w:val="none" w:sz="0" w:space="0" w:color="000000"/>
@@ -58,7 +59,6 @@
                 <w:i w:val="false"/>
                 <w:b w:val="true"/>
                 <w:u w:val="none"/>
-                <w:strike w:val="false"/>
                 <w:sz w:val="28"/>
                 <w:szCs w:val="28"/>
                 <w:color w:val="000000"/>
@@ -70,7 +70,6 @@
                 <w:i w:val="false"/>
                 <w:b w:val="true"/>
                 <w:u w:val="none"/>
-                <w:strike w:val="false"/>
                 <w:sz w:val="28"/>
                 <w:szCs w:val="28"/>
                 <w:color w:val="000000"/>
@@ -106,6 +105,7 @@
           </w:tcPr>
           <w:p>
             <w:pPr>
+              <w:pStyle w:val="Normal"/>
               <w:jc w:val="left"/>
               <w:pBdr>
                 <w:bottom w:val="none" w:sz="0" w:space="0" w:color="000000"/>
@@ -120,7 +120,6 @@
                 <w:i w:val="false"/>
                 <w:b w:val="true"/>
                 <w:u w:val="none"/>
-                <w:strike w:val="false"/>
                 <w:sz w:val="24"/>
                 <w:szCs w:val="24"/>
                 <w:color w:val="000000"/>
@@ -132,7 +131,6 @@
                 <w:i w:val="false"/>
                 <w:b w:val="true"/>
                 <w:u w:val="none"/>
-                <w:strike w:val="false"/>
                 <w:sz w:val="24"/>
                 <w:szCs w:val="24"/>
                 <w:color w:val="000000"/>
@@ -160,6 +158,7 @@
           </w:tcPr>
           <w:p>
             <w:pPr>
+              <w:pStyle w:val="Normal"/>
               <w:jc w:val="left"/>
               <w:pBdr>
                 <w:bottom w:val="none" w:sz="0" w:space="0" w:color="000000"/>
@@ -174,7 +173,6 @@
                 <w:i w:val="false"/>
                 <w:b w:val="true"/>
                 <w:u w:val="none"/>
-                <w:strike w:val="false"/>
                 <w:sz w:val="24"/>
                 <w:szCs w:val="24"/>
                 <w:color w:val="000000"/>
@@ -186,7 +184,6 @@
                 <w:i w:val="false"/>
                 <w:b w:val="true"/>
                 <w:u w:val="none"/>
-                <w:strike w:val="false"/>
                 <w:sz w:val="24"/>
                 <w:szCs w:val="24"/>
                 <w:color w:val="000000"/>
@@ -214,6 +211,7 @@
           </w:tcPr>
           <w:p>
             <w:pPr>
+              <w:pStyle w:val="Normal"/>
               <w:jc w:val="right"/>
               <w:pBdr>
                 <w:bottom w:val="none" w:sz="0" w:space="0" w:color="000000"/>
@@ -228,7 +226,6 @@
                 <w:i w:val="false"/>
                 <w:b w:val="true"/>
                 <w:u w:val="none"/>
-                <w:strike w:val="false"/>
                 <w:sz w:val="24"/>
                 <w:szCs w:val="24"/>
                 <w:color w:val="000000"/>
@@ -240,7 +237,6 @@
                 <w:i w:val="false"/>
                 <w:b w:val="true"/>
                 <w:u w:val="none"/>
-                <w:strike w:val="false"/>
                 <w:sz w:val="24"/>
                 <w:szCs w:val="24"/>
                 <w:color w:val="000000"/>
@@ -268,6 +264,7 @@
           </w:tcPr>
           <w:p>
             <w:pPr>
+              <w:pStyle w:val="Normal"/>
               <w:jc w:val="right"/>
               <w:pBdr>
                 <w:bottom w:val="none" w:sz="0" w:space="0" w:color="000000"/>
@@ -282,7 +279,6 @@
                 <w:i w:val="false"/>
                 <w:b w:val="true"/>
                 <w:u w:val="none"/>
-                <w:strike w:val="false"/>
                 <w:sz w:val="24"/>
                 <w:szCs w:val="24"/>
                 <w:color w:val="000000"/>
@@ -294,7 +290,6 @@
                 <w:i w:val="false"/>
                 <w:b w:val="true"/>
                 <w:u w:val="none"/>
-                <w:strike w:val="false"/>
                 <w:sz w:val="24"/>
                 <w:szCs w:val="24"/>
                 <w:color w:val="000000"/>
@@ -322,6 +317,7 @@
           </w:tcPr>
           <w:p>
             <w:pPr>
+              <w:pStyle w:val="Normal"/>
               <w:jc w:val="right"/>
               <w:pBdr>
                 <w:bottom w:val="none" w:sz="0" w:space="0" w:color="000000"/>
@@ -336,7 +332,6 @@
                 <w:i w:val="false"/>
                 <w:b w:val="true"/>
                 <w:u w:val="none"/>
-                <w:strike w:val="false"/>
                 <w:sz w:val="24"/>
                 <w:szCs w:val="24"/>
                 <w:color w:val="000000"/>
@@ -348,7 +343,6 @@
                 <w:i w:val="false"/>
                 <w:b w:val="true"/>
                 <w:u w:val="none"/>
-                <w:strike w:val="false"/>
                 <w:sz w:val="24"/>
                 <w:szCs w:val="24"/>
                 <w:color w:val="000000"/>
@@ -384,6 +378,7 @@
           </w:tcPr>
           <w:p>
             <w:pPr>
+              <w:pStyle w:val="Normal"/>
               <w:jc w:val="left"/>
               <w:pBdr>
                 <w:bottom w:val="none" w:sz="0" w:space="0" w:color="000000"/>
@@ -398,19 +393,17 @@
                 <w:i w:val="false"/>
                 <w:b w:val="false"/>
                 <w:u w:val="none"/>
-                <w:strike w:val="false"/>
-                <w:sz w:val="24"/>
-                <w:szCs w:val="24"/>
-                <w:color w:val="000000"/>
-              </w:rPr>
-            </w:pPr>
-            <w:r>
-              <w:rPr>
-                <w:rFonts w:ascii="Roboto Condensed" w:hAnsi="Helvetica" w:eastAsia="Helvetica" w:cs="Roboto Condensed"/>
-                <w:i w:val="false"/>
-                <w:b w:val="false"/>
-                <w:u w:val="none"/>
-                <w:strike w:val="false"/>
+                <w:sz w:val="24"/>
+                <w:szCs w:val="24"/>
+                <w:color w:val="000000"/>
+              </w:rPr>
+            </w:pPr>
+            <w:r>
+              <w:rPr>
+                <w:rFonts w:ascii="Roboto Condensed" w:hAnsi="Helvetica" w:eastAsia="Helvetica" w:cs="Roboto Condensed"/>
+                <w:i w:val="false"/>
+                <w:b w:val="false"/>
+                <w:u w:val="none"/>
                 <w:sz w:val="24"/>
                 <w:szCs w:val="24"/>
                 <w:color w:val="000000"/>
@@ -438,6 +431,7 @@
           </w:tcPr>
           <w:p>
             <w:pPr>
+              <w:pStyle w:val="Normal"/>
               <w:jc w:val="left"/>
               <w:pBdr>
                 <w:bottom w:val="none" w:sz="0" w:space="0" w:color="000000"/>
@@ -452,19 +446,17 @@
                 <w:i w:val="false"/>
                 <w:b w:val="false"/>
                 <w:u w:val="none"/>
-                <w:strike w:val="false"/>
-                <w:sz w:val="24"/>
-                <w:szCs w:val="24"/>
-                <w:color w:val="000000"/>
-              </w:rPr>
-            </w:pPr>
-            <w:r>
-              <w:rPr>
-                <w:rFonts w:ascii="Roboto Condensed" w:hAnsi="Helvetica" w:eastAsia="Helvetica" w:cs="Roboto Condensed"/>
-                <w:i w:val="false"/>
-                <w:b w:val="false"/>
-                <w:u w:val="none"/>
-                <w:strike w:val="false"/>
+                <w:sz w:val="24"/>
+                <w:szCs w:val="24"/>
+                <w:color w:val="000000"/>
+              </w:rPr>
+            </w:pPr>
+            <w:r>
+              <w:rPr>
+                <w:rFonts w:ascii="Roboto Condensed" w:hAnsi="Helvetica" w:eastAsia="Helvetica" w:cs="Roboto Condensed"/>
+                <w:i w:val="false"/>
+                <w:b w:val="false"/>
+                <w:u w:val="none"/>
                 <w:sz w:val="24"/>
                 <w:szCs w:val="24"/>
                 <w:color w:val="000000"/>
@@ -492,6 +484,7 @@
           </w:tcPr>
           <w:p>
             <w:pPr>
+              <w:pStyle w:val="Normal"/>
               <w:jc w:val="right"/>
               <w:pBdr>
                 <w:bottom w:val="none" w:sz="0" w:space="0" w:color="000000"/>
@@ -506,19 +499,17 @@
                 <w:i w:val="false"/>
                 <w:b w:val="false"/>
                 <w:u w:val="none"/>
-                <w:strike w:val="false"/>
-                <w:sz w:val="24"/>
-                <w:szCs w:val="24"/>
-                <w:color w:val="000000"/>
-              </w:rPr>
-            </w:pPr>
-            <w:r>
-              <w:rPr>
-                <w:rFonts w:ascii="Roboto Condensed" w:hAnsi="Helvetica" w:eastAsia="Helvetica" w:cs="Roboto Condensed"/>
-                <w:i w:val="false"/>
-                <w:b w:val="false"/>
-                <w:u w:val="none"/>
-                <w:strike w:val="false"/>
+                <w:sz w:val="24"/>
+                <w:szCs w:val="24"/>
+                <w:color w:val="000000"/>
+              </w:rPr>
+            </w:pPr>
+            <w:r>
+              <w:rPr>
+                <w:rFonts w:ascii="Roboto Condensed" w:hAnsi="Helvetica" w:eastAsia="Helvetica" w:cs="Roboto Condensed"/>
+                <w:i w:val="false"/>
+                <w:b w:val="false"/>
+                <w:u w:val="none"/>
                 <w:sz w:val="24"/>
                 <w:szCs w:val="24"/>
                 <w:color w:val="000000"/>
@@ -546,6 +537,7 @@
           </w:tcPr>
           <w:p>
             <w:pPr>
+              <w:pStyle w:val="Normal"/>
               <w:jc w:val="right"/>
               <w:pBdr>
                 <w:bottom w:val="none" w:sz="0" w:space="0" w:color="000000"/>
@@ -560,19 +552,17 @@
                 <w:i w:val="false"/>
                 <w:b w:val="false"/>
                 <w:u w:val="none"/>
-                <w:strike w:val="false"/>
-                <w:sz w:val="24"/>
-                <w:szCs w:val="24"/>
-                <w:color w:val="000000"/>
-              </w:rPr>
-            </w:pPr>
-            <w:r>
-              <w:rPr>
-                <w:rFonts w:ascii="Roboto Condensed" w:hAnsi="Helvetica" w:eastAsia="Helvetica" w:cs="Roboto Condensed"/>
-                <w:i w:val="false"/>
-                <w:b w:val="false"/>
-                <w:u w:val="none"/>
-                <w:strike w:val="false"/>
+                <w:sz w:val="24"/>
+                <w:szCs w:val="24"/>
+                <w:color w:val="000000"/>
+              </w:rPr>
+            </w:pPr>
+            <w:r>
+              <w:rPr>
+                <w:rFonts w:ascii="Roboto Condensed" w:hAnsi="Helvetica" w:eastAsia="Helvetica" w:cs="Roboto Condensed"/>
+                <w:i w:val="false"/>
+                <w:b w:val="false"/>
+                <w:u w:val="none"/>
                 <w:sz w:val="24"/>
                 <w:szCs w:val="24"/>
                 <w:color w:val="000000"/>
@@ -600,6 +590,7 @@
           </w:tcPr>
           <w:p>
             <w:pPr>
+              <w:pStyle w:val="Normal"/>
               <w:jc w:val="right"/>
               <w:pBdr>
                 <w:bottom w:val="none" w:sz="0" w:space="0" w:color="000000"/>
@@ -614,19 +605,17 @@
                 <w:i w:val="false"/>
                 <w:b w:val="false"/>
                 <w:u w:val="none"/>
-                <w:strike w:val="false"/>
-                <w:sz w:val="24"/>
-                <w:szCs w:val="24"/>
-                <w:color w:val="000000"/>
-              </w:rPr>
-            </w:pPr>
-            <w:r>
-              <w:rPr>
-                <w:rFonts w:ascii="Roboto Condensed" w:hAnsi="Helvetica" w:eastAsia="Helvetica" w:cs="Roboto Condensed"/>
-                <w:i w:val="false"/>
-                <w:b w:val="false"/>
-                <w:u w:val="none"/>
-                <w:strike w:val="false"/>
+                <w:sz w:val="24"/>
+                <w:szCs w:val="24"/>
+                <w:color w:val="000000"/>
+              </w:rPr>
+            </w:pPr>
+            <w:r>
+              <w:rPr>
+                <w:rFonts w:ascii="Roboto Condensed" w:hAnsi="Helvetica" w:eastAsia="Helvetica" w:cs="Roboto Condensed"/>
+                <w:i w:val="false"/>
+                <w:b w:val="false"/>
+                <w:u w:val="none"/>
                 <w:sz w:val="24"/>
                 <w:szCs w:val="24"/>
                 <w:color w:val="000000"/>
@@ -662,6 +651,7 @@
           </w:tcPr>
           <w:p>
             <w:pPr>
+              <w:pStyle w:val="Normal"/>
               <w:jc w:val="left"/>
               <w:pBdr>
                 <w:bottom w:val="none" w:sz="0" w:space="0" w:color="000000"/>
@@ -676,7 +666,6 @@
                 <w:i w:val="false"/>
                 <w:b w:val="false"/>
                 <w:u w:val="none"/>
-                <w:strike w:val="false"/>
                 <w:sz w:val="24"/>
                 <w:szCs w:val="24"/>
                 <w:color w:val="000000"/>
@@ -703,6 +692,7 @@
           </w:tcPr>
           <w:p>
             <w:pPr>
+              <w:pStyle w:val="Normal"/>
               <w:jc w:val="left"/>
               <w:pBdr>
                 <w:bottom w:val="none" w:sz="0" w:space="0" w:color="000000"/>
@@ -717,19 +707,17 @@
                 <w:i w:val="false"/>
                 <w:b w:val="false"/>
                 <w:u w:val="none"/>
-                <w:strike w:val="false"/>
-                <w:sz w:val="24"/>
-                <w:szCs w:val="24"/>
-                <w:color w:val="000000"/>
-              </w:rPr>
-            </w:pPr>
-            <w:r>
-              <w:rPr>
-                <w:rFonts w:ascii="Roboto Condensed" w:hAnsi="Helvetica" w:eastAsia="Helvetica" w:cs="Roboto Condensed"/>
-                <w:i w:val="false"/>
-                <w:b w:val="false"/>
-                <w:u w:val="none"/>
-                <w:strike w:val="false"/>
+                <w:sz w:val="24"/>
+                <w:szCs w:val="24"/>
+                <w:color w:val="000000"/>
+              </w:rPr>
+            </w:pPr>
+            <w:r>
+              <w:rPr>
+                <w:rFonts w:ascii="Roboto Condensed" w:hAnsi="Helvetica" w:eastAsia="Helvetica" w:cs="Roboto Condensed"/>
+                <w:i w:val="false"/>
+                <w:b w:val="false"/>
+                <w:u w:val="none"/>
                 <w:sz w:val="24"/>
                 <w:szCs w:val="24"/>
                 <w:color w:val="000000"/>
@@ -757,6 +745,7 @@
           </w:tcPr>
           <w:p>
             <w:pPr>
+              <w:pStyle w:val="Normal"/>
               <w:jc w:val="right"/>
               <w:pBdr>
                 <w:bottom w:val="none" w:sz="0" w:space="0" w:color="000000"/>
@@ -771,19 +760,17 @@
                 <w:i w:val="false"/>
                 <w:b w:val="false"/>
                 <w:u w:val="none"/>
-                <w:strike w:val="false"/>
-                <w:sz w:val="24"/>
-                <w:szCs w:val="24"/>
-                <w:color w:val="000000"/>
-              </w:rPr>
-            </w:pPr>
-            <w:r>
-              <w:rPr>
-                <w:rFonts w:ascii="Roboto Condensed" w:hAnsi="Helvetica" w:eastAsia="Helvetica" w:cs="Roboto Condensed"/>
-                <w:i w:val="false"/>
-                <w:b w:val="false"/>
-                <w:u w:val="none"/>
-                <w:strike w:val="false"/>
+                <w:sz w:val="24"/>
+                <w:szCs w:val="24"/>
+                <w:color w:val="000000"/>
+              </w:rPr>
+            </w:pPr>
+            <w:r>
+              <w:rPr>
+                <w:rFonts w:ascii="Roboto Condensed" w:hAnsi="Helvetica" w:eastAsia="Helvetica" w:cs="Roboto Condensed"/>
+                <w:i w:val="false"/>
+                <w:b w:val="false"/>
+                <w:u w:val="none"/>
                 <w:sz w:val="24"/>
                 <w:szCs w:val="24"/>
                 <w:color w:val="000000"/>
@@ -811,6 +798,7 @@
           </w:tcPr>
           <w:p>
             <w:pPr>
+              <w:pStyle w:val="Normal"/>
               <w:jc w:val="right"/>
               <w:pBdr>
                 <w:bottom w:val="none" w:sz="0" w:space="0" w:color="000000"/>
@@ -825,19 +813,17 @@
                 <w:i w:val="false"/>
                 <w:b w:val="false"/>
                 <w:u w:val="none"/>
-                <w:strike w:val="false"/>
-                <w:sz w:val="24"/>
-                <w:szCs w:val="24"/>
-                <w:color w:val="000000"/>
-              </w:rPr>
-            </w:pPr>
-            <w:r>
-              <w:rPr>
-                <w:rFonts w:ascii="Roboto Condensed" w:hAnsi="Helvetica" w:eastAsia="Helvetica" w:cs="Roboto Condensed"/>
-                <w:i w:val="false"/>
-                <w:b w:val="false"/>
-                <w:u w:val="none"/>
-                <w:strike w:val="false"/>
+                <w:sz w:val="24"/>
+                <w:szCs w:val="24"/>
+                <w:color w:val="000000"/>
+              </w:rPr>
+            </w:pPr>
+            <w:r>
+              <w:rPr>
+                <w:rFonts w:ascii="Roboto Condensed" w:hAnsi="Helvetica" w:eastAsia="Helvetica" w:cs="Roboto Condensed"/>
+                <w:i w:val="false"/>
+                <w:b w:val="false"/>
+                <w:u w:val="none"/>
                 <w:sz w:val="24"/>
                 <w:szCs w:val="24"/>
                 <w:color w:val="000000"/>
@@ -865,6 +851,7 @@
           </w:tcPr>
           <w:p>
             <w:pPr>
+              <w:pStyle w:val="Normal"/>
               <w:jc w:val="right"/>
               <w:pBdr>
                 <w:bottom w:val="none" w:sz="0" w:space="0" w:color="000000"/>
@@ -879,19 +866,17 @@
                 <w:i w:val="false"/>
                 <w:b w:val="false"/>
                 <w:u w:val="none"/>
-                <w:strike w:val="false"/>
-                <w:sz w:val="24"/>
-                <w:szCs w:val="24"/>
-                <w:color w:val="000000"/>
-              </w:rPr>
-            </w:pPr>
-            <w:r>
-              <w:rPr>
-                <w:rFonts w:ascii="Roboto Condensed" w:hAnsi="Helvetica" w:eastAsia="Helvetica" w:cs="Roboto Condensed"/>
-                <w:i w:val="false"/>
-                <w:b w:val="false"/>
-                <w:u w:val="none"/>
-                <w:strike w:val="false"/>
+                <w:sz w:val="24"/>
+                <w:szCs w:val="24"/>
+                <w:color w:val="000000"/>
+              </w:rPr>
+            </w:pPr>
+            <w:r>
+              <w:rPr>
+                <w:rFonts w:ascii="Roboto Condensed" w:hAnsi="Helvetica" w:eastAsia="Helvetica" w:cs="Roboto Condensed"/>
+                <w:i w:val="false"/>
+                <w:b w:val="false"/>
+                <w:u w:val="none"/>
                 <w:sz w:val="24"/>
                 <w:szCs w:val="24"/>
                 <w:color w:val="000000"/>
@@ -927,6 +912,7 @@
           </w:tcPr>
           <w:p>
             <w:pPr>
+              <w:pStyle w:val="Normal"/>
               <w:jc w:val="left"/>
               <w:pBdr>
                 <w:bottom w:val="none" w:sz="0" w:space="0" w:color="000000"/>
@@ -941,7 +927,6 @@
                 <w:i w:val="false"/>
                 <w:b w:val="false"/>
                 <w:u w:val="none"/>
-                <w:strike w:val="false"/>
                 <w:sz w:val="24"/>
                 <w:szCs w:val="24"/>
                 <w:color w:val="000000"/>
@@ -968,6 +953,7 @@
           </w:tcPr>
           <w:p>
             <w:pPr>
+              <w:pStyle w:val="Normal"/>
               <w:jc w:val="left"/>
               <w:pBdr>
                 <w:bottom w:val="none" w:sz="0" w:space="0" w:color="000000"/>
@@ -982,19 +968,17 @@
                 <w:i w:val="false"/>
                 <w:b w:val="false"/>
                 <w:u w:val="none"/>
-                <w:strike w:val="false"/>
-                <w:sz w:val="24"/>
-                <w:szCs w:val="24"/>
-                <w:color w:val="000000"/>
-              </w:rPr>
-            </w:pPr>
-            <w:r>
-              <w:rPr>
-                <w:rFonts w:ascii="Roboto Condensed" w:hAnsi="Helvetica" w:eastAsia="Helvetica" w:cs="Roboto Condensed"/>
-                <w:i w:val="false"/>
-                <w:b w:val="false"/>
-                <w:u w:val="none"/>
-                <w:strike w:val="false"/>
+                <w:sz w:val="24"/>
+                <w:szCs w:val="24"/>
+                <w:color w:val="000000"/>
+              </w:rPr>
+            </w:pPr>
+            <w:r>
+              <w:rPr>
+                <w:rFonts w:ascii="Roboto Condensed" w:hAnsi="Helvetica" w:eastAsia="Helvetica" w:cs="Roboto Condensed"/>
+                <w:i w:val="false"/>
+                <w:b w:val="false"/>
+                <w:u w:val="none"/>
                 <w:sz w:val="24"/>
                 <w:szCs w:val="24"/>
                 <w:color w:val="000000"/>
@@ -1022,6 +1006,7 @@
           </w:tcPr>
           <w:p>
             <w:pPr>
+              <w:pStyle w:val="Normal"/>
               <w:jc w:val="right"/>
               <w:pBdr>
                 <w:bottom w:val="none" w:sz="0" w:space="0" w:color="000000"/>
@@ -1036,19 +1021,17 @@
                 <w:i w:val="false"/>
                 <w:b w:val="false"/>
                 <w:u w:val="none"/>
-                <w:strike w:val="false"/>
-                <w:sz w:val="24"/>
-                <w:szCs w:val="24"/>
-                <w:color w:val="000000"/>
-              </w:rPr>
-            </w:pPr>
-            <w:r>
-              <w:rPr>
-                <w:rFonts w:ascii="Roboto Condensed" w:hAnsi="Helvetica" w:eastAsia="Helvetica" w:cs="Roboto Condensed"/>
-                <w:i w:val="false"/>
-                <w:b w:val="false"/>
-                <w:u w:val="none"/>
-                <w:strike w:val="false"/>
+                <w:sz w:val="24"/>
+                <w:szCs w:val="24"/>
+                <w:color w:val="000000"/>
+              </w:rPr>
+            </w:pPr>
+            <w:r>
+              <w:rPr>
+                <w:rFonts w:ascii="Roboto Condensed" w:hAnsi="Helvetica" w:eastAsia="Helvetica" w:cs="Roboto Condensed"/>
+                <w:i w:val="false"/>
+                <w:b w:val="false"/>
+                <w:u w:val="none"/>
                 <w:sz w:val="24"/>
                 <w:szCs w:val="24"/>
                 <w:color w:val="000000"/>
@@ -1076,6 +1059,7 @@
           </w:tcPr>
           <w:p>
             <w:pPr>
+              <w:pStyle w:val="Normal"/>
               <w:jc w:val="right"/>
               <w:pBdr>
                 <w:bottom w:val="none" w:sz="0" w:space="0" w:color="000000"/>
@@ -1090,19 +1074,17 @@
                 <w:i w:val="false"/>
                 <w:b w:val="false"/>
                 <w:u w:val="none"/>
-                <w:strike w:val="false"/>
-                <w:sz w:val="24"/>
-                <w:szCs w:val="24"/>
-                <w:color w:val="000000"/>
-              </w:rPr>
-            </w:pPr>
-            <w:r>
-              <w:rPr>
-                <w:rFonts w:ascii="Roboto Condensed" w:hAnsi="Helvetica" w:eastAsia="Helvetica" w:cs="Roboto Condensed"/>
-                <w:i w:val="false"/>
-                <w:b w:val="false"/>
-                <w:u w:val="none"/>
-                <w:strike w:val="false"/>
+                <w:sz w:val="24"/>
+                <w:szCs w:val="24"/>
+                <w:color w:val="000000"/>
+              </w:rPr>
+            </w:pPr>
+            <w:r>
+              <w:rPr>
+                <w:rFonts w:ascii="Roboto Condensed" w:hAnsi="Helvetica" w:eastAsia="Helvetica" w:cs="Roboto Condensed"/>
+                <w:i w:val="false"/>
+                <w:b w:val="false"/>
+                <w:u w:val="none"/>
                 <w:sz w:val="24"/>
                 <w:szCs w:val="24"/>
                 <w:color w:val="000000"/>
@@ -1130,6 +1112,7 @@
           </w:tcPr>
           <w:p>
             <w:pPr>
+              <w:pStyle w:val="Normal"/>
               <w:jc w:val="right"/>
               <w:pBdr>
                 <w:bottom w:val="none" w:sz="0" w:space="0" w:color="000000"/>
@@ -1144,19 +1127,17 @@
                 <w:i w:val="false"/>
                 <w:b w:val="false"/>
                 <w:u w:val="none"/>
-                <w:strike w:val="false"/>
-                <w:sz w:val="24"/>
-                <w:szCs w:val="24"/>
-                <w:color w:val="000000"/>
-              </w:rPr>
-            </w:pPr>
-            <w:r>
-              <w:rPr>
-                <w:rFonts w:ascii="Roboto Condensed" w:hAnsi="Helvetica" w:eastAsia="Helvetica" w:cs="Roboto Condensed"/>
-                <w:i w:val="false"/>
-                <w:b w:val="false"/>
-                <w:u w:val="none"/>
-                <w:strike w:val="false"/>
+                <w:sz w:val="24"/>
+                <w:szCs w:val="24"/>
+                <w:color w:val="000000"/>
+              </w:rPr>
+            </w:pPr>
+            <w:r>
+              <w:rPr>
+                <w:rFonts w:ascii="Roboto Condensed" w:hAnsi="Helvetica" w:eastAsia="Helvetica" w:cs="Roboto Condensed"/>
+                <w:i w:val="false"/>
+                <w:b w:val="false"/>
+                <w:u w:val="none"/>
                 <w:sz w:val="24"/>
                 <w:szCs w:val="24"/>
                 <w:color w:val="000000"/>
@@ -1192,6 +1173,7 @@
           </w:tcPr>
           <w:p>
             <w:pPr>
+              <w:pStyle w:val="Normal"/>
               <w:jc w:val="left"/>
               <w:pBdr>
                 <w:bottom w:val="none" w:sz="0" w:space="0" w:color="000000"/>
@@ -1206,19 +1188,17 @@
                 <w:i w:val="false"/>
                 <w:b w:val="false"/>
                 <w:u w:val="none"/>
-                <w:strike w:val="false"/>
-                <w:sz w:val="24"/>
-                <w:szCs w:val="24"/>
-                <w:color w:val="000000"/>
-              </w:rPr>
-            </w:pPr>
-            <w:r>
-              <w:rPr>
-                <w:rFonts w:ascii="Roboto Condensed" w:hAnsi="Helvetica" w:eastAsia="Helvetica" w:cs="Roboto Condensed"/>
-                <w:i w:val="false"/>
-                <w:b w:val="false"/>
-                <w:u w:val="none"/>
-                <w:strike w:val="false"/>
+                <w:sz w:val="24"/>
+                <w:szCs w:val="24"/>
+                <w:color w:val="000000"/>
+              </w:rPr>
+            </w:pPr>
+            <w:r>
+              <w:rPr>
+                <w:rFonts w:ascii="Roboto Condensed" w:hAnsi="Helvetica" w:eastAsia="Helvetica" w:cs="Roboto Condensed"/>
+                <w:i w:val="false"/>
+                <w:b w:val="false"/>
+                <w:u w:val="none"/>
                 <w:sz w:val="24"/>
                 <w:szCs w:val="24"/>
                 <w:color w:val="000000"/>
@@ -1246,6 +1226,7 @@
           </w:tcPr>
           <w:p>
             <w:pPr>
+              <w:pStyle w:val="Normal"/>
               <w:jc w:val="left"/>
               <w:pBdr>
                 <w:bottom w:val="none" w:sz="0" w:space="0" w:color="000000"/>
@@ -1260,19 +1241,17 @@
                 <w:i w:val="false"/>
                 <w:b w:val="false"/>
                 <w:u w:val="none"/>
-                <w:strike w:val="false"/>
-                <w:sz w:val="24"/>
-                <w:szCs w:val="24"/>
-                <w:color w:val="000000"/>
-              </w:rPr>
-            </w:pPr>
-            <w:r>
-              <w:rPr>
-                <w:rFonts w:ascii="Roboto Condensed" w:hAnsi="Helvetica" w:eastAsia="Helvetica" w:cs="Roboto Condensed"/>
-                <w:i w:val="false"/>
-                <w:b w:val="false"/>
-                <w:u w:val="none"/>
-                <w:strike w:val="false"/>
+                <w:sz w:val="24"/>
+                <w:szCs w:val="24"/>
+                <w:color w:val="000000"/>
+              </w:rPr>
+            </w:pPr>
+            <w:r>
+              <w:rPr>
+                <w:rFonts w:ascii="Roboto Condensed" w:hAnsi="Helvetica" w:eastAsia="Helvetica" w:cs="Roboto Condensed"/>
+                <w:i w:val="false"/>
+                <w:b w:val="false"/>
+                <w:u w:val="none"/>
                 <w:sz w:val="24"/>
                 <w:szCs w:val="24"/>
                 <w:color w:val="000000"/>
@@ -1300,6 +1279,7 @@
           </w:tcPr>
           <w:p>
             <w:pPr>
+              <w:pStyle w:val="Normal"/>
               <w:jc w:val="right"/>
               <w:pBdr>
                 <w:bottom w:val="none" w:sz="0" w:space="0" w:color="000000"/>
@@ -1314,19 +1294,17 @@
                 <w:i w:val="false"/>
                 <w:b w:val="false"/>
                 <w:u w:val="none"/>
-                <w:strike w:val="false"/>
-                <w:sz w:val="24"/>
-                <w:szCs w:val="24"/>
-                <w:color w:val="000000"/>
-              </w:rPr>
-            </w:pPr>
-            <w:r>
-              <w:rPr>
-                <w:rFonts w:ascii="Roboto Condensed" w:hAnsi="Helvetica" w:eastAsia="Helvetica" w:cs="Roboto Condensed"/>
-                <w:i w:val="false"/>
-                <w:b w:val="false"/>
-                <w:u w:val="none"/>
-                <w:strike w:val="false"/>
+                <w:sz w:val="24"/>
+                <w:szCs w:val="24"/>
+                <w:color w:val="000000"/>
+              </w:rPr>
+            </w:pPr>
+            <w:r>
+              <w:rPr>
+                <w:rFonts w:ascii="Roboto Condensed" w:hAnsi="Helvetica" w:eastAsia="Helvetica" w:cs="Roboto Condensed"/>
+                <w:i w:val="false"/>
+                <w:b w:val="false"/>
+                <w:u w:val="none"/>
                 <w:sz w:val="24"/>
                 <w:szCs w:val="24"/>
                 <w:color w:val="000000"/>
@@ -1354,6 +1332,7 @@
           </w:tcPr>
           <w:p>
             <w:pPr>
+              <w:pStyle w:val="Normal"/>
               <w:jc w:val="right"/>
               <w:pBdr>
                 <w:bottom w:val="none" w:sz="0" w:space="0" w:color="000000"/>
@@ -1368,19 +1347,17 @@
                 <w:i w:val="false"/>
                 <w:b w:val="false"/>
                 <w:u w:val="none"/>
-                <w:strike w:val="false"/>
-                <w:sz w:val="24"/>
-                <w:szCs w:val="24"/>
-                <w:color w:val="000000"/>
-              </w:rPr>
-            </w:pPr>
-            <w:r>
-              <w:rPr>
-                <w:rFonts w:ascii="Roboto Condensed" w:hAnsi="Helvetica" w:eastAsia="Helvetica" w:cs="Roboto Condensed"/>
-                <w:i w:val="false"/>
-                <w:b w:val="false"/>
-                <w:u w:val="none"/>
-                <w:strike w:val="false"/>
+                <w:sz w:val="24"/>
+                <w:szCs w:val="24"/>
+                <w:color w:val="000000"/>
+              </w:rPr>
+            </w:pPr>
+            <w:r>
+              <w:rPr>
+                <w:rFonts w:ascii="Roboto Condensed" w:hAnsi="Helvetica" w:eastAsia="Helvetica" w:cs="Roboto Condensed"/>
+                <w:i w:val="false"/>
+                <w:b w:val="false"/>
+                <w:u w:val="none"/>
                 <w:sz w:val="24"/>
                 <w:szCs w:val="24"/>
                 <w:color w:val="000000"/>
@@ -1408,6 +1385,7 @@
           </w:tcPr>
           <w:p>
             <w:pPr>
+              <w:pStyle w:val="Normal"/>
               <w:jc w:val="right"/>
               <w:pBdr>
                 <w:bottom w:val="none" w:sz="0" w:space="0" w:color="000000"/>
@@ -1422,19 +1400,17 @@
                 <w:i w:val="false"/>
                 <w:b w:val="false"/>
                 <w:u w:val="none"/>
-                <w:strike w:val="false"/>
-                <w:sz w:val="24"/>
-                <w:szCs w:val="24"/>
-                <w:color w:val="000000"/>
-              </w:rPr>
-            </w:pPr>
-            <w:r>
-              <w:rPr>
-                <w:rFonts w:ascii="Roboto Condensed" w:hAnsi="Helvetica" w:eastAsia="Helvetica" w:cs="Roboto Condensed"/>
-                <w:i w:val="false"/>
-                <w:b w:val="false"/>
-                <w:u w:val="none"/>
-                <w:strike w:val="false"/>
+                <w:sz w:val="24"/>
+                <w:szCs w:val="24"/>
+                <w:color w:val="000000"/>
+              </w:rPr>
+            </w:pPr>
+            <w:r>
+              <w:rPr>
+                <w:rFonts w:ascii="Roboto Condensed" w:hAnsi="Helvetica" w:eastAsia="Helvetica" w:cs="Roboto Condensed"/>
+                <w:i w:val="false"/>
+                <w:b w:val="false"/>
+                <w:u w:val="none"/>
                 <w:sz w:val="24"/>
                 <w:szCs w:val="24"/>
                 <w:color w:val="000000"/>
@@ -1470,6 +1446,7 @@
           </w:tcPr>
           <w:p>
             <w:pPr>
+              <w:pStyle w:val="Normal"/>
               <w:jc w:val="left"/>
               <w:pBdr>
                 <w:bottom w:val="none" w:sz="0" w:space="0" w:color="000000"/>
@@ -1484,7 +1461,6 @@
                 <w:i w:val="false"/>
                 <w:b w:val="false"/>
                 <w:u w:val="none"/>
-                <w:strike w:val="false"/>
                 <w:sz w:val="24"/>
                 <w:szCs w:val="24"/>
                 <w:color w:val="000000"/>
@@ -1511,6 +1487,7 @@
           </w:tcPr>
           <w:p>
             <w:pPr>
+              <w:pStyle w:val="Normal"/>
               <w:jc w:val="left"/>
               <w:pBdr>
                 <w:bottom w:val="none" w:sz="0" w:space="0" w:color="000000"/>
@@ -1525,19 +1502,17 @@
                 <w:i w:val="false"/>
                 <w:b w:val="false"/>
                 <w:u w:val="none"/>
-                <w:strike w:val="false"/>
-                <w:sz w:val="24"/>
-                <w:szCs w:val="24"/>
-                <w:color w:val="000000"/>
-              </w:rPr>
-            </w:pPr>
-            <w:r>
-              <w:rPr>
-                <w:rFonts w:ascii="Roboto Condensed" w:hAnsi="Helvetica" w:eastAsia="Helvetica" w:cs="Roboto Condensed"/>
-                <w:i w:val="false"/>
-                <w:b w:val="false"/>
-                <w:u w:val="none"/>
-                <w:strike w:val="false"/>
+                <w:sz w:val="24"/>
+                <w:szCs w:val="24"/>
+                <w:color w:val="000000"/>
+              </w:rPr>
+            </w:pPr>
+            <w:r>
+              <w:rPr>
+                <w:rFonts w:ascii="Roboto Condensed" w:hAnsi="Helvetica" w:eastAsia="Helvetica" w:cs="Roboto Condensed"/>
+                <w:i w:val="false"/>
+                <w:b w:val="false"/>
+                <w:u w:val="none"/>
                 <w:sz w:val="24"/>
                 <w:szCs w:val="24"/>
                 <w:color w:val="000000"/>
@@ -1565,6 +1540,7 @@
           </w:tcPr>
           <w:p>
             <w:pPr>
+              <w:pStyle w:val="Normal"/>
               <w:jc w:val="right"/>
               <w:pBdr>
                 <w:bottom w:val="none" w:sz="0" w:space="0" w:color="000000"/>
@@ -1579,19 +1555,17 @@
                 <w:i w:val="false"/>
                 <w:b w:val="false"/>
                 <w:u w:val="none"/>
-                <w:strike w:val="false"/>
-                <w:sz w:val="24"/>
-                <w:szCs w:val="24"/>
-                <w:color w:val="000000"/>
-              </w:rPr>
-            </w:pPr>
-            <w:r>
-              <w:rPr>
-                <w:rFonts w:ascii="Roboto Condensed" w:hAnsi="Helvetica" w:eastAsia="Helvetica" w:cs="Roboto Condensed"/>
-                <w:i w:val="false"/>
-                <w:b w:val="false"/>
-                <w:u w:val="none"/>
-                <w:strike w:val="false"/>
+                <w:sz w:val="24"/>
+                <w:szCs w:val="24"/>
+                <w:color w:val="000000"/>
+              </w:rPr>
+            </w:pPr>
+            <w:r>
+              <w:rPr>
+                <w:rFonts w:ascii="Roboto Condensed" w:hAnsi="Helvetica" w:eastAsia="Helvetica" w:cs="Roboto Condensed"/>
+                <w:i w:val="false"/>
+                <w:b w:val="false"/>
+                <w:u w:val="none"/>
                 <w:sz w:val="24"/>
                 <w:szCs w:val="24"/>
                 <w:color w:val="000000"/>
@@ -1619,6 +1593,7 @@
           </w:tcPr>
           <w:p>
             <w:pPr>
+              <w:pStyle w:val="Normal"/>
               <w:jc w:val="right"/>
               <w:pBdr>
                 <w:bottom w:val="none" w:sz="0" w:space="0" w:color="000000"/>
@@ -1633,19 +1608,17 @@
                 <w:i w:val="false"/>
                 <w:b w:val="false"/>
                 <w:u w:val="none"/>
-                <w:strike w:val="false"/>
-                <w:sz w:val="24"/>
-                <w:szCs w:val="24"/>
-                <w:color w:val="000000"/>
-              </w:rPr>
-            </w:pPr>
-            <w:r>
-              <w:rPr>
-                <w:rFonts w:ascii="Roboto Condensed" w:hAnsi="Helvetica" w:eastAsia="Helvetica" w:cs="Roboto Condensed"/>
-                <w:i w:val="false"/>
-                <w:b w:val="false"/>
-                <w:u w:val="none"/>
-                <w:strike w:val="false"/>
+                <w:sz w:val="24"/>
+                <w:szCs w:val="24"/>
+                <w:color w:val="000000"/>
+              </w:rPr>
+            </w:pPr>
+            <w:r>
+              <w:rPr>
+                <w:rFonts w:ascii="Roboto Condensed" w:hAnsi="Helvetica" w:eastAsia="Helvetica" w:cs="Roboto Condensed"/>
+                <w:i w:val="false"/>
+                <w:b w:val="false"/>
+                <w:u w:val="none"/>
                 <w:sz w:val="24"/>
                 <w:szCs w:val="24"/>
                 <w:color w:val="000000"/>
@@ -1673,6 +1646,7 @@
           </w:tcPr>
           <w:p>
             <w:pPr>
+              <w:pStyle w:val="Normal"/>
               <w:jc w:val="right"/>
               <w:pBdr>
                 <w:bottom w:val="none" w:sz="0" w:space="0" w:color="000000"/>
@@ -1687,19 +1661,17 @@
                 <w:i w:val="false"/>
                 <w:b w:val="false"/>
                 <w:u w:val="none"/>
-                <w:strike w:val="false"/>
-                <w:sz w:val="24"/>
-                <w:szCs w:val="24"/>
-                <w:color w:val="000000"/>
-              </w:rPr>
-            </w:pPr>
-            <w:r>
-              <w:rPr>
-                <w:rFonts w:ascii="Roboto Condensed" w:hAnsi="Helvetica" w:eastAsia="Helvetica" w:cs="Roboto Condensed"/>
-                <w:i w:val="false"/>
-                <w:b w:val="false"/>
-                <w:u w:val="none"/>
-                <w:strike w:val="false"/>
+                <w:sz w:val="24"/>
+                <w:szCs w:val="24"/>
+                <w:color w:val="000000"/>
+              </w:rPr>
+            </w:pPr>
+            <w:r>
+              <w:rPr>
+                <w:rFonts w:ascii="Roboto Condensed" w:hAnsi="Helvetica" w:eastAsia="Helvetica" w:cs="Roboto Condensed"/>
+                <w:i w:val="false"/>
+                <w:b w:val="false"/>
+                <w:u w:val="none"/>
                 <w:sz w:val="24"/>
                 <w:szCs w:val="24"/>
                 <w:color w:val="000000"/>
@@ -1735,6 +1707,7 @@
           </w:tcPr>
           <w:p>
             <w:pPr>
+              <w:pStyle w:val="Normal"/>
               <w:jc w:val="left"/>
               <w:pBdr>
                 <w:bottom w:val="none" w:sz="0" w:space="0" w:color="000000"/>
@@ -1749,7 +1722,6 @@
                 <w:i w:val="false"/>
                 <w:b w:val="false"/>
                 <w:u w:val="none"/>
-                <w:strike w:val="false"/>
                 <w:sz w:val="24"/>
                 <w:szCs w:val="24"/>
                 <w:color w:val="000000"/>
@@ -1776,6 +1748,7 @@
           </w:tcPr>
           <w:p>
             <w:pPr>
+              <w:pStyle w:val="Normal"/>
               <w:jc w:val="left"/>
               <w:pBdr>
                 <w:bottom w:val="none" w:sz="0" w:space="0" w:color="000000"/>
@@ -1790,19 +1763,17 @@
                 <w:i w:val="false"/>
                 <w:b w:val="false"/>
                 <w:u w:val="none"/>
-                <w:strike w:val="false"/>
-                <w:sz w:val="24"/>
-                <w:szCs w:val="24"/>
-                <w:color w:val="000000"/>
-              </w:rPr>
-            </w:pPr>
-            <w:r>
-              <w:rPr>
-                <w:rFonts w:ascii="Roboto Condensed" w:hAnsi="Helvetica" w:eastAsia="Helvetica" w:cs="Roboto Condensed"/>
-                <w:i w:val="false"/>
-                <w:b w:val="false"/>
-                <w:u w:val="none"/>
-                <w:strike w:val="false"/>
+                <w:sz w:val="24"/>
+                <w:szCs w:val="24"/>
+                <w:color w:val="000000"/>
+              </w:rPr>
+            </w:pPr>
+            <w:r>
+              <w:rPr>
+                <w:rFonts w:ascii="Roboto Condensed" w:hAnsi="Helvetica" w:eastAsia="Helvetica" w:cs="Roboto Condensed"/>
+                <w:i w:val="false"/>
+                <w:b w:val="false"/>
+                <w:u w:val="none"/>
                 <w:sz w:val="24"/>
                 <w:szCs w:val="24"/>
                 <w:color w:val="000000"/>
@@ -1830,6 +1801,7 @@
           </w:tcPr>
           <w:p>
             <w:pPr>
+              <w:pStyle w:val="Normal"/>
               <w:jc w:val="right"/>
               <w:pBdr>
                 <w:bottom w:val="none" w:sz="0" w:space="0" w:color="000000"/>
@@ -1844,19 +1816,17 @@
                 <w:i w:val="false"/>
                 <w:b w:val="false"/>
                 <w:u w:val="none"/>
-                <w:strike w:val="false"/>
-                <w:sz w:val="24"/>
-                <w:szCs w:val="24"/>
-                <w:color w:val="000000"/>
-              </w:rPr>
-            </w:pPr>
-            <w:r>
-              <w:rPr>
-                <w:rFonts w:ascii="Roboto Condensed" w:hAnsi="Helvetica" w:eastAsia="Helvetica" w:cs="Roboto Condensed"/>
-                <w:i w:val="false"/>
-                <w:b w:val="false"/>
-                <w:u w:val="none"/>
-                <w:strike w:val="false"/>
+                <w:sz w:val="24"/>
+                <w:szCs w:val="24"/>
+                <w:color w:val="000000"/>
+              </w:rPr>
+            </w:pPr>
+            <w:r>
+              <w:rPr>
+                <w:rFonts w:ascii="Roboto Condensed" w:hAnsi="Helvetica" w:eastAsia="Helvetica" w:cs="Roboto Condensed"/>
+                <w:i w:val="false"/>
+                <w:b w:val="false"/>
+                <w:u w:val="none"/>
                 <w:sz w:val="24"/>
                 <w:szCs w:val="24"/>
                 <w:color w:val="000000"/>
@@ -1884,6 +1854,7 @@
           </w:tcPr>
           <w:p>
             <w:pPr>
+              <w:pStyle w:val="Normal"/>
               <w:jc w:val="right"/>
               <w:pBdr>
                 <w:bottom w:val="none" w:sz="0" w:space="0" w:color="000000"/>
@@ -1898,19 +1869,17 @@
                 <w:i w:val="false"/>
                 <w:b w:val="false"/>
                 <w:u w:val="none"/>
-                <w:strike w:val="false"/>
-                <w:sz w:val="24"/>
-                <w:szCs w:val="24"/>
-                <w:color w:val="000000"/>
-              </w:rPr>
-            </w:pPr>
-            <w:r>
-              <w:rPr>
-                <w:rFonts w:ascii="Roboto Condensed" w:hAnsi="Helvetica" w:eastAsia="Helvetica" w:cs="Roboto Condensed"/>
-                <w:i w:val="false"/>
-                <w:b w:val="false"/>
-                <w:u w:val="none"/>
-                <w:strike w:val="false"/>
+                <w:sz w:val="24"/>
+                <w:szCs w:val="24"/>
+                <w:color w:val="000000"/>
+              </w:rPr>
+            </w:pPr>
+            <w:r>
+              <w:rPr>
+                <w:rFonts w:ascii="Roboto Condensed" w:hAnsi="Helvetica" w:eastAsia="Helvetica" w:cs="Roboto Condensed"/>
+                <w:i w:val="false"/>
+                <w:b w:val="false"/>
+                <w:u w:val="none"/>
                 <w:sz w:val="24"/>
                 <w:szCs w:val="24"/>
                 <w:color w:val="000000"/>
@@ -1938,6 +1907,7 @@
           </w:tcPr>
           <w:p>
             <w:pPr>
+              <w:pStyle w:val="Normal"/>
               <w:jc w:val="right"/>
               <w:pBdr>
                 <w:bottom w:val="none" w:sz="0" w:space="0" w:color="000000"/>
@@ -1952,19 +1922,17 @@
                 <w:i w:val="false"/>
                 <w:b w:val="false"/>
                 <w:u w:val="none"/>
-                <w:strike w:val="false"/>
-                <w:sz w:val="24"/>
-                <w:szCs w:val="24"/>
-                <w:color w:val="000000"/>
-              </w:rPr>
-            </w:pPr>
-            <w:r>
-              <w:rPr>
-                <w:rFonts w:ascii="Roboto Condensed" w:hAnsi="Helvetica" w:eastAsia="Helvetica" w:cs="Roboto Condensed"/>
-                <w:i w:val="false"/>
-                <w:b w:val="false"/>
-                <w:u w:val="none"/>
-                <w:strike w:val="false"/>
+                <w:sz w:val="24"/>
+                <w:szCs w:val="24"/>
+                <w:color w:val="000000"/>
+              </w:rPr>
+            </w:pPr>
+            <w:r>
+              <w:rPr>
+                <w:rFonts w:ascii="Roboto Condensed" w:hAnsi="Helvetica" w:eastAsia="Helvetica" w:cs="Roboto Condensed"/>
+                <w:i w:val="false"/>
+                <w:b w:val="false"/>
+                <w:u w:val="none"/>
                 <w:sz w:val="24"/>
                 <w:szCs w:val="24"/>
                 <w:color w:val="000000"/>
@@ -2000,6 +1968,7 @@
           </w:tcPr>
           <w:p>
             <w:pPr>
+              <w:pStyle w:val="Normal"/>
               <w:jc w:val="left"/>
               <w:pBdr>
                 <w:bottom w:val="none" w:sz="0" w:space="0" w:color="000000"/>
@@ -2014,19 +1983,17 @@
                 <w:i w:val="false"/>
                 <w:b w:val="false"/>
                 <w:u w:val="none"/>
-                <w:strike w:val="false"/>
-                <w:sz w:val="24"/>
-                <w:szCs w:val="24"/>
-                <w:color w:val="000000"/>
-              </w:rPr>
-            </w:pPr>
-            <w:r>
-              <w:rPr>
-                <w:rFonts w:ascii="Roboto Condensed" w:hAnsi="Helvetica" w:eastAsia="Helvetica" w:cs="Roboto Condensed"/>
-                <w:i w:val="false"/>
-                <w:b w:val="false"/>
-                <w:u w:val="none"/>
-                <w:strike w:val="false"/>
+                <w:sz w:val="24"/>
+                <w:szCs w:val="24"/>
+                <w:color w:val="000000"/>
+              </w:rPr>
+            </w:pPr>
+            <w:r>
+              <w:rPr>
+                <w:rFonts w:ascii="Roboto Condensed" w:hAnsi="Helvetica" w:eastAsia="Helvetica" w:cs="Roboto Condensed"/>
+                <w:i w:val="false"/>
+                <w:b w:val="false"/>
+                <w:u w:val="none"/>
                 <w:sz w:val="24"/>
                 <w:szCs w:val="24"/>
                 <w:color w:val="000000"/>
@@ -2054,6 +2021,7 @@
           </w:tcPr>
           <w:p>
             <w:pPr>
+              <w:pStyle w:val="Normal"/>
               <w:jc w:val="left"/>
               <w:pBdr>
                 <w:bottom w:val="none" w:sz="0" w:space="0" w:color="000000"/>
@@ -2068,19 +2036,17 @@
                 <w:i w:val="false"/>
                 <w:b w:val="false"/>
                 <w:u w:val="none"/>
-                <w:strike w:val="false"/>
-                <w:sz w:val="24"/>
-                <w:szCs w:val="24"/>
-                <w:color w:val="000000"/>
-              </w:rPr>
-            </w:pPr>
-            <w:r>
-              <w:rPr>
-                <w:rFonts w:ascii="Roboto Condensed" w:hAnsi="Helvetica" w:eastAsia="Helvetica" w:cs="Roboto Condensed"/>
-                <w:i w:val="false"/>
-                <w:b w:val="false"/>
-                <w:u w:val="none"/>
-                <w:strike w:val="false"/>
+                <w:sz w:val="24"/>
+                <w:szCs w:val="24"/>
+                <w:color w:val="000000"/>
+              </w:rPr>
+            </w:pPr>
+            <w:r>
+              <w:rPr>
+                <w:rFonts w:ascii="Roboto Condensed" w:hAnsi="Helvetica" w:eastAsia="Helvetica" w:cs="Roboto Condensed"/>
+                <w:i w:val="false"/>
+                <w:b w:val="false"/>
+                <w:u w:val="none"/>
                 <w:sz w:val="24"/>
                 <w:szCs w:val="24"/>
                 <w:color w:val="000000"/>
@@ -2108,6 +2074,7 @@
           </w:tcPr>
           <w:p>
             <w:pPr>
+              <w:pStyle w:val="Normal"/>
               <w:jc w:val="right"/>
               <w:pBdr>
                 <w:bottom w:val="none" w:sz="0" w:space="0" w:color="000000"/>
@@ -2122,19 +2089,17 @@
                 <w:i w:val="false"/>
                 <w:b w:val="false"/>
                 <w:u w:val="none"/>
-                <w:strike w:val="false"/>
-                <w:sz w:val="24"/>
-                <w:szCs w:val="24"/>
-                <w:color w:val="000000"/>
-              </w:rPr>
-            </w:pPr>
-            <w:r>
-              <w:rPr>
-                <w:rFonts w:ascii="Roboto Condensed" w:hAnsi="Helvetica" w:eastAsia="Helvetica" w:cs="Roboto Condensed"/>
-                <w:i w:val="false"/>
-                <w:b w:val="false"/>
-                <w:u w:val="none"/>
-                <w:strike w:val="false"/>
+                <w:sz w:val="24"/>
+                <w:szCs w:val="24"/>
+                <w:color w:val="000000"/>
+              </w:rPr>
+            </w:pPr>
+            <w:r>
+              <w:rPr>
+                <w:rFonts w:ascii="Roboto Condensed" w:hAnsi="Helvetica" w:eastAsia="Helvetica" w:cs="Roboto Condensed"/>
+                <w:i w:val="false"/>
+                <w:b w:val="false"/>
+                <w:u w:val="none"/>
                 <w:sz w:val="24"/>
                 <w:szCs w:val="24"/>
                 <w:color w:val="000000"/>
@@ -2162,6 +2127,7 @@
           </w:tcPr>
           <w:p>
             <w:pPr>
+              <w:pStyle w:val="Normal"/>
               <w:jc w:val="right"/>
               <w:pBdr>
                 <w:bottom w:val="none" w:sz="0" w:space="0" w:color="000000"/>
@@ -2176,19 +2142,17 @@
                 <w:i w:val="false"/>
                 <w:b w:val="false"/>
                 <w:u w:val="none"/>
-                <w:strike w:val="false"/>
-                <w:sz w:val="24"/>
-                <w:szCs w:val="24"/>
-                <w:color w:val="000000"/>
-              </w:rPr>
-            </w:pPr>
-            <w:r>
-              <w:rPr>
-                <w:rFonts w:ascii="Roboto Condensed" w:hAnsi="Helvetica" w:eastAsia="Helvetica" w:cs="Roboto Condensed"/>
-                <w:i w:val="false"/>
-                <w:b w:val="false"/>
-                <w:u w:val="none"/>
-                <w:strike w:val="false"/>
+                <w:sz w:val="24"/>
+                <w:szCs w:val="24"/>
+                <w:color w:val="000000"/>
+              </w:rPr>
+            </w:pPr>
+            <w:r>
+              <w:rPr>
+                <w:rFonts w:ascii="Roboto Condensed" w:hAnsi="Helvetica" w:eastAsia="Helvetica" w:cs="Roboto Condensed"/>
+                <w:i w:val="false"/>
+                <w:b w:val="false"/>
+                <w:u w:val="none"/>
                 <w:sz w:val="24"/>
                 <w:szCs w:val="24"/>
                 <w:color w:val="000000"/>
@@ -2216,6 +2180,7 @@
           </w:tcPr>
           <w:p>
             <w:pPr>
+              <w:pStyle w:val="Normal"/>
               <w:jc w:val="right"/>
               <w:pBdr>
                 <w:bottom w:val="none" w:sz="0" w:space="0" w:color="000000"/>
@@ -2230,19 +2195,17 @@
                 <w:i w:val="false"/>
                 <w:b w:val="false"/>
                 <w:u w:val="none"/>
-                <w:strike w:val="false"/>
-                <w:sz w:val="24"/>
-                <w:szCs w:val="24"/>
-                <w:color w:val="000000"/>
-              </w:rPr>
-            </w:pPr>
-            <w:r>
-              <w:rPr>
-                <w:rFonts w:ascii="Roboto Condensed" w:hAnsi="Helvetica" w:eastAsia="Helvetica" w:cs="Roboto Condensed"/>
-                <w:i w:val="false"/>
-                <w:b w:val="false"/>
-                <w:u w:val="none"/>
-                <w:strike w:val="false"/>
+                <w:sz w:val="24"/>
+                <w:szCs w:val="24"/>
+                <w:color w:val="000000"/>
+              </w:rPr>
+            </w:pPr>
+            <w:r>
+              <w:rPr>
+                <w:rFonts w:ascii="Roboto Condensed" w:hAnsi="Helvetica" w:eastAsia="Helvetica" w:cs="Roboto Condensed"/>
+                <w:i w:val="false"/>
+                <w:b w:val="false"/>
+                <w:u w:val="none"/>
                 <w:sz w:val="24"/>
                 <w:szCs w:val="24"/>
                 <w:color w:val="000000"/>
@@ -2278,6 +2241,7 @@
           </w:tcPr>
           <w:p>
             <w:pPr>
+              <w:pStyle w:val="Normal"/>
               <w:jc w:val="left"/>
               <w:pBdr>
                 <w:bottom w:val="none" w:sz="0" w:space="0" w:color="000000"/>
@@ -2292,7 +2256,6 @@
                 <w:i w:val="false"/>
                 <w:b w:val="false"/>
                 <w:u w:val="none"/>
-                <w:strike w:val="false"/>
                 <w:sz w:val="24"/>
                 <w:szCs w:val="24"/>
                 <w:color w:val="000000"/>
@@ -2319,6 +2282,7 @@
           </w:tcPr>
           <w:p>
             <w:pPr>
+              <w:pStyle w:val="Normal"/>
               <w:jc w:val="left"/>
               <w:pBdr>
                 <w:bottom w:val="none" w:sz="0" w:space="0" w:color="000000"/>
@@ -2333,19 +2297,17 @@
                 <w:i w:val="false"/>
                 <w:b w:val="false"/>
                 <w:u w:val="none"/>
-                <w:strike w:val="false"/>
-                <w:sz w:val="24"/>
-                <w:szCs w:val="24"/>
-                <w:color w:val="000000"/>
-              </w:rPr>
-            </w:pPr>
-            <w:r>
-              <w:rPr>
-                <w:rFonts w:ascii="Roboto Condensed" w:hAnsi="Helvetica" w:eastAsia="Helvetica" w:cs="Roboto Condensed"/>
-                <w:i w:val="false"/>
-                <w:b w:val="false"/>
-                <w:u w:val="none"/>
-                <w:strike w:val="false"/>
+                <w:sz w:val="24"/>
+                <w:szCs w:val="24"/>
+                <w:color w:val="000000"/>
+              </w:rPr>
+            </w:pPr>
+            <w:r>
+              <w:rPr>
+                <w:rFonts w:ascii="Roboto Condensed" w:hAnsi="Helvetica" w:eastAsia="Helvetica" w:cs="Roboto Condensed"/>
+                <w:i w:val="false"/>
+                <w:b w:val="false"/>
+                <w:u w:val="none"/>
                 <w:sz w:val="24"/>
                 <w:szCs w:val="24"/>
                 <w:color w:val="000000"/>
@@ -2373,6 +2335,7 @@
           </w:tcPr>
           <w:p>
             <w:pPr>
+              <w:pStyle w:val="Normal"/>
               <w:jc w:val="right"/>
               <w:pBdr>
                 <w:bottom w:val="none" w:sz="0" w:space="0" w:color="000000"/>
@@ -2387,19 +2350,17 @@
                 <w:i w:val="false"/>
                 <w:b w:val="false"/>
                 <w:u w:val="none"/>
-                <w:strike w:val="false"/>
-                <w:sz w:val="24"/>
-                <w:szCs w:val="24"/>
-                <w:color w:val="000000"/>
-              </w:rPr>
-            </w:pPr>
-            <w:r>
-              <w:rPr>
-                <w:rFonts w:ascii="Roboto Condensed" w:hAnsi="Helvetica" w:eastAsia="Helvetica" w:cs="Roboto Condensed"/>
-                <w:i w:val="false"/>
-                <w:b w:val="false"/>
-                <w:u w:val="none"/>
-                <w:strike w:val="false"/>
+                <w:sz w:val="24"/>
+                <w:szCs w:val="24"/>
+                <w:color w:val="000000"/>
+              </w:rPr>
+            </w:pPr>
+            <w:r>
+              <w:rPr>
+                <w:rFonts w:ascii="Roboto Condensed" w:hAnsi="Helvetica" w:eastAsia="Helvetica" w:cs="Roboto Condensed"/>
+                <w:i w:val="false"/>
+                <w:b w:val="false"/>
+                <w:u w:val="none"/>
                 <w:sz w:val="24"/>
                 <w:szCs w:val="24"/>
                 <w:color w:val="000000"/>
@@ -2427,6 +2388,7 @@
           </w:tcPr>
           <w:p>
             <w:pPr>
+              <w:pStyle w:val="Normal"/>
               <w:jc w:val="right"/>
               <w:pBdr>
                 <w:bottom w:val="none" w:sz="0" w:space="0" w:color="000000"/>
@@ -2441,19 +2403,17 @@
                 <w:i w:val="false"/>
                 <w:b w:val="false"/>
                 <w:u w:val="none"/>
-                <w:strike w:val="false"/>
-                <w:sz w:val="24"/>
-                <w:szCs w:val="24"/>
-                <w:color w:val="000000"/>
-              </w:rPr>
-            </w:pPr>
-            <w:r>
-              <w:rPr>
-                <w:rFonts w:ascii="Roboto Condensed" w:hAnsi="Helvetica" w:eastAsia="Helvetica" w:cs="Roboto Condensed"/>
-                <w:i w:val="false"/>
-                <w:b w:val="false"/>
-                <w:u w:val="none"/>
-                <w:strike w:val="false"/>
+                <w:sz w:val="24"/>
+                <w:szCs w:val="24"/>
+                <w:color w:val="000000"/>
+              </w:rPr>
+            </w:pPr>
+            <w:r>
+              <w:rPr>
+                <w:rFonts w:ascii="Roboto Condensed" w:hAnsi="Helvetica" w:eastAsia="Helvetica" w:cs="Roboto Condensed"/>
+                <w:i w:val="false"/>
+                <w:b w:val="false"/>
+                <w:u w:val="none"/>
                 <w:sz w:val="24"/>
                 <w:szCs w:val="24"/>
                 <w:color w:val="000000"/>
@@ -2481,6 +2441,7 @@
           </w:tcPr>
           <w:p>
             <w:pPr>
+              <w:pStyle w:val="Normal"/>
               <w:jc w:val="right"/>
               <w:pBdr>
                 <w:bottom w:val="none" w:sz="0" w:space="0" w:color="000000"/>
@@ -2495,19 +2456,17 @@
                 <w:i w:val="false"/>
                 <w:b w:val="false"/>
                 <w:u w:val="none"/>
-                <w:strike w:val="false"/>
-                <w:sz w:val="24"/>
-                <w:szCs w:val="24"/>
-                <w:color w:val="000000"/>
-              </w:rPr>
-            </w:pPr>
-            <w:r>
-              <w:rPr>
-                <w:rFonts w:ascii="Roboto Condensed" w:hAnsi="Helvetica" w:eastAsia="Helvetica" w:cs="Roboto Condensed"/>
-                <w:i w:val="false"/>
-                <w:b w:val="false"/>
-                <w:u w:val="none"/>
-                <w:strike w:val="false"/>
+                <w:sz w:val="24"/>
+                <w:szCs w:val="24"/>
+                <w:color w:val="000000"/>
+              </w:rPr>
+            </w:pPr>
+            <w:r>
+              <w:rPr>
+                <w:rFonts w:ascii="Roboto Condensed" w:hAnsi="Helvetica" w:eastAsia="Helvetica" w:cs="Roboto Condensed"/>
+                <w:i w:val="false"/>
+                <w:b w:val="false"/>
+                <w:u w:val="none"/>
                 <w:sz w:val="24"/>
                 <w:szCs w:val="24"/>
                 <w:color w:val="000000"/>
@@ -2543,6 +2502,7 @@
           </w:tcPr>
           <w:p>
             <w:pPr>
+              <w:pStyle w:val="Normal"/>
               <w:jc w:val="left"/>
               <w:pBdr>
                 <w:bottom w:val="none" w:sz="0" w:space="0" w:color="000000"/>
@@ -2557,7 +2517,6 @@
                 <w:i w:val="false"/>
                 <w:b w:val="false"/>
                 <w:u w:val="none"/>
-                <w:strike w:val="false"/>
                 <w:sz w:val="24"/>
                 <w:szCs w:val="24"/>
                 <w:color w:val="000000"/>
@@ -2584,6 +2543,7 @@
           </w:tcPr>
           <w:p>
             <w:pPr>
+              <w:pStyle w:val="Normal"/>
               <w:jc w:val="left"/>
               <w:pBdr>
                 <w:bottom w:val="none" w:sz="0" w:space="0" w:color="000000"/>
@@ -2598,19 +2558,17 @@
                 <w:i w:val="false"/>
                 <w:b w:val="false"/>
                 <w:u w:val="none"/>
-                <w:strike w:val="false"/>
-                <w:sz w:val="24"/>
-                <w:szCs w:val="24"/>
-                <w:color w:val="000000"/>
-              </w:rPr>
-            </w:pPr>
-            <w:r>
-              <w:rPr>
-                <w:rFonts w:ascii="Roboto Condensed" w:hAnsi="Helvetica" w:eastAsia="Helvetica" w:cs="Roboto Condensed"/>
-                <w:i w:val="false"/>
-                <w:b w:val="false"/>
-                <w:u w:val="none"/>
-                <w:strike w:val="false"/>
+                <w:sz w:val="24"/>
+                <w:szCs w:val="24"/>
+                <w:color w:val="000000"/>
+              </w:rPr>
+            </w:pPr>
+            <w:r>
+              <w:rPr>
+                <w:rFonts w:ascii="Roboto Condensed" w:hAnsi="Helvetica" w:eastAsia="Helvetica" w:cs="Roboto Condensed"/>
+                <w:i w:val="false"/>
+                <w:b w:val="false"/>
+                <w:u w:val="none"/>
                 <w:sz w:val="24"/>
                 <w:szCs w:val="24"/>
                 <w:color w:val="000000"/>
@@ -2638,6 +2596,7 @@
           </w:tcPr>
           <w:p>
             <w:pPr>
+              <w:pStyle w:val="Normal"/>
               <w:jc w:val="right"/>
               <w:pBdr>
                 <w:bottom w:val="none" w:sz="0" w:space="0" w:color="000000"/>
@@ -2652,19 +2611,17 @@
                 <w:i w:val="false"/>
                 <w:b w:val="false"/>
                 <w:u w:val="none"/>
-                <w:strike w:val="false"/>
-                <w:sz w:val="24"/>
-                <w:szCs w:val="24"/>
-                <w:color w:val="000000"/>
-              </w:rPr>
-            </w:pPr>
-            <w:r>
-              <w:rPr>
-                <w:rFonts w:ascii="Roboto Condensed" w:hAnsi="Helvetica" w:eastAsia="Helvetica" w:cs="Roboto Condensed"/>
-                <w:i w:val="false"/>
-                <w:b w:val="false"/>
-                <w:u w:val="none"/>
-                <w:strike w:val="false"/>
+                <w:sz w:val="24"/>
+                <w:szCs w:val="24"/>
+                <w:color w:val="000000"/>
+              </w:rPr>
+            </w:pPr>
+            <w:r>
+              <w:rPr>
+                <w:rFonts w:ascii="Roboto Condensed" w:hAnsi="Helvetica" w:eastAsia="Helvetica" w:cs="Roboto Condensed"/>
+                <w:i w:val="false"/>
+                <w:b w:val="false"/>
+                <w:u w:val="none"/>
                 <w:sz w:val="24"/>
                 <w:szCs w:val="24"/>
                 <w:color w:val="000000"/>
@@ -2692,6 +2649,7 @@
           </w:tcPr>
           <w:p>
             <w:pPr>
+              <w:pStyle w:val="Normal"/>
               <w:jc w:val="right"/>
               <w:pBdr>
                 <w:bottom w:val="none" w:sz="0" w:space="0" w:color="000000"/>
@@ -2706,19 +2664,17 @@
                 <w:i w:val="false"/>
                 <w:b w:val="false"/>
                 <w:u w:val="none"/>
-                <w:strike w:val="false"/>
-                <w:sz w:val="24"/>
-                <w:szCs w:val="24"/>
-                <w:color w:val="000000"/>
-              </w:rPr>
-            </w:pPr>
-            <w:r>
-              <w:rPr>
-                <w:rFonts w:ascii="Roboto Condensed" w:hAnsi="Helvetica" w:eastAsia="Helvetica" w:cs="Roboto Condensed"/>
-                <w:i w:val="false"/>
-                <w:b w:val="false"/>
-                <w:u w:val="none"/>
-                <w:strike w:val="false"/>
+                <w:sz w:val="24"/>
+                <w:szCs w:val="24"/>
+                <w:color w:val="000000"/>
+              </w:rPr>
+            </w:pPr>
+            <w:r>
+              <w:rPr>
+                <w:rFonts w:ascii="Roboto Condensed" w:hAnsi="Helvetica" w:eastAsia="Helvetica" w:cs="Roboto Condensed"/>
+                <w:i w:val="false"/>
+                <w:b w:val="false"/>
+                <w:u w:val="none"/>
                 <w:sz w:val="24"/>
                 <w:szCs w:val="24"/>
                 <w:color w:val="000000"/>
@@ -2746,6 +2702,7 @@
           </w:tcPr>
           <w:p>
             <w:pPr>
+              <w:pStyle w:val="Normal"/>
               <w:jc w:val="right"/>
               <w:pBdr>
                 <w:bottom w:val="none" w:sz="0" w:space="0" w:color="000000"/>
@@ -2760,19 +2717,17 @@
                 <w:i w:val="false"/>
                 <w:b w:val="false"/>
                 <w:u w:val="none"/>
-                <w:strike w:val="false"/>
-                <w:sz w:val="24"/>
-                <w:szCs w:val="24"/>
-                <w:color w:val="000000"/>
-              </w:rPr>
-            </w:pPr>
-            <w:r>
-              <w:rPr>
-                <w:rFonts w:ascii="Roboto Condensed" w:hAnsi="Helvetica" w:eastAsia="Helvetica" w:cs="Roboto Condensed"/>
-                <w:i w:val="false"/>
-                <w:b w:val="false"/>
-                <w:u w:val="none"/>
-                <w:strike w:val="false"/>
+                <w:sz w:val="24"/>
+                <w:szCs w:val="24"/>
+                <w:color w:val="000000"/>
+              </w:rPr>
+            </w:pPr>
+            <w:r>
+              <w:rPr>
+                <w:rFonts w:ascii="Roboto Condensed" w:hAnsi="Helvetica" w:eastAsia="Helvetica" w:cs="Roboto Condensed"/>
+                <w:i w:val="false"/>
+                <w:b w:val="false"/>
+                <w:u w:val="none"/>
                 <w:sz w:val="24"/>
                 <w:szCs w:val="24"/>
                 <w:color w:val="000000"/>
@@ -2808,6 +2763,7 @@
           </w:tcPr>
           <w:p>
             <w:pPr>
+              <w:pStyle w:val="Normal"/>
               <w:jc w:val="left"/>
               <w:pBdr>
                 <w:bottom w:val="none" w:sz="0" w:space="0" w:color="000000"/>
@@ -2822,7 +2778,6 @@
                 <w:i w:val="true"/>
                 <w:b w:val="false"/>
                 <w:u w:val="none"/>
-                <w:strike w:val="false"/>
                 <w:sz w:val="18"/>
                 <w:szCs w:val="18"/>
                 <w:color w:val="808080"/>
@@ -2834,7 +2789,6 @@
                 <w:i w:val="true"/>
                 <w:b w:val="false"/>
                 <w:u w:val="none"/>
-                <w:strike w:val="false"/>
                 <w:sz w:val="18"/>
                 <w:szCs w:val="18"/>
                 <w:color w:val="808080"/>
@@ -2845,9 +2799,9 @@
         </w:tc>
       </w:tr>
     </w:tbl>
-    <w:sectPr>
-      <w:pgMar w:header="708" w:bottom="1417" w:top="1417" w:right="1417" w:left="1417" w:footer="708" w:gutter="0"/>
-      <w:pgSz w:h="16838" w:w="11906" w:orient="portrait"/>
+    <w:sectPr w:officer="true">
+      <w:pgMar w:header="720" w:bottom="1440" w:top="1440" w:right="1440" w:left="1440" w:footer="720" w:gutter="720"/>
+      <w:pgSz w:h="16848" w:w="11952" w:orient="portrait"/>
       <w:type w:val="continuous"/>
       <w:cols/>
     </w:sectPr>

--- a/data_out/bes_2003_2023/bes_reddito_tbl.docx
+++ b/data_out/bes_2003_2023/bes_reddito_tbl.docx
@@ -20,7 +20,7 @@
       <w:tr>
         <w:trPr>
           <w:cantSplit/>
-          <w:trHeight w:val="396" w:hRule="auto"/>
+          <w:trHeight w:val="390" w:hRule="auto"/>
           <w:tblHeader/>
         </w:trPr>
         header1
@@ -44,7 +44,6 @@
           </w:tcPr>
           <w:p>
             <w:pPr>
-              <w:pStyle w:val="Normal"/>
               <w:jc w:val="center"/>
               <w:pBdr>
                 <w:bottom w:val="none" w:sz="0" w:space="0" w:color="000000"/>
@@ -59,6 +58,7 @@
                 <w:i w:val="false"/>
                 <w:b w:val="true"/>
                 <w:u w:val="none"/>
+                <w:strike w:val="false"/>
                 <w:sz w:val="28"/>
                 <w:szCs w:val="28"/>
                 <w:color w:val="000000"/>
@@ -70,6 +70,7 @@
                 <w:i w:val="false"/>
                 <w:b w:val="true"/>
                 <w:u w:val="none"/>
+                <w:strike w:val="false"/>
                 <w:sz w:val="28"/>
                 <w:szCs w:val="28"/>
                 <w:color w:val="000000"/>
@@ -105,7 +106,6 @@
           </w:tcPr>
           <w:p>
             <w:pPr>
-              <w:pStyle w:val="Normal"/>
               <w:jc w:val="left"/>
               <w:pBdr>
                 <w:bottom w:val="none" w:sz="0" w:space="0" w:color="000000"/>
@@ -120,6 +120,7 @@
                 <w:i w:val="false"/>
                 <w:b w:val="true"/>
                 <w:u w:val="none"/>
+                <w:strike w:val="false"/>
                 <w:sz w:val="24"/>
                 <w:szCs w:val="24"/>
                 <w:color w:val="000000"/>
@@ -131,6 +132,7 @@
                 <w:i w:val="false"/>
                 <w:b w:val="true"/>
                 <w:u w:val="none"/>
+                <w:strike w:val="false"/>
                 <w:sz w:val="24"/>
                 <w:szCs w:val="24"/>
                 <w:color w:val="000000"/>
@@ -158,7 +160,6 @@
           </w:tcPr>
           <w:p>
             <w:pPr>
-              <w:pStyle w:val="Normal"/>
               <w:jc w:val="left"/>
               <w:pBdr>
                 <w:bottom w:val="none" w:sz="0" w:space="0" w:color="000000"/>
@@ -173,6 +174,7 @@
                 <w:i w:val="false"/>
                 <w:b w:val="true"/>
                 <w:u w:val="none"/>
+                <w:strike w:val="false"/>
                 <w:sz w:val="24"/>
                 <w:szCs w:val="24"/>
                 <w:color w:val="000000"/>
@@ -184,6 +186,7 @@
                 <w:i w:val="false"/>
                 <w:b w:val="true"/>
                 <w:u w:val="none"/>
+                <w:strike w:val="false"/>
                 <w:sz w:val="24"/>
                 <w:szCs w:val="24"/>
                 <w:color w:val="000000"/>
@@ -211,7 +214,6 @@
           </w:tcPr>
           <w:p>
             <w:pPr>
-              <w:pStyle w:val="Normal"/>
               <w:jc w:val="right"/>
               <w:pBdr>
                 <w:bottom w:val="none" w:sz="0" w:space="0" w:color="000000"/>
@@ -226,6 +228,7 @@
                 <w:i w:val="false"/>
                 <w:b w:val="true"/>
                 <w:u w:val="none"/>
+                <w:strike w:val="false"/>
                 <w:sz w:val="24"/>
                 <w:szCs w:val="24"/>
                 <w:color w:val="000000"/>
@@ -237,6 +240,7 @@
                 <w:i w:val="false"/>
                 <w:b w:val="true"/>
                 <w:u w:val="none"/>
+                <w:strike w:val="false"/>
                 <w:sz w:val="24"/>
                 <w:szCs w:val="24"/>
                 <w:color w:val="000000"/>
@@ -264,7 +268,6 @@
           </w:tcPr>
           <w:p>
             <w:pPr>
-              <w:pStyle w:val="Normal"/>
               <w:jc w:val="right"/>
               <w:pBdr>
                 <w:bottom w:val="none" w:sz="0" w:space="0" w:color="000000"/>
@@ -279,6 +282,7 @@
                 <w:i w:val="false"/>
                 <w:b w:val="true"/>
                 <w:u w:val="none"/>
+                <w:strike w:val="false"/>
                 <w:sz w:val="24"/>
                 <w:szCs w:val="24"/>
                 <w:color w:val="000000"/>
@@ -290,6 +294,7 @@
                 <w:i w:val="false"/>
                 <w:b w:val="true"/>
                 <w:u w:val="none"/>
+                <w:strike w:val="false"/>
                 <w:sz w:val="24"/>
                 <w:szCs w:val="24"/>
                 <w:color w:val="000000"/>
@@ -317,7 +322,6 @@
           </w:tcPr>
           <w:p>
             <w:pPr>
-              <w:pStyle w:val="Normal"/>
               <w:jc w:val="right"/>
               <w:pBdr>
                 <w:bottom w:val="none" w:sz="0" w:space="0" w:color="000000"/>
@@ -332,6 +336,7 @@
                 <w:i w:val="false"/>
                 <w:b w:val="true"/>
                 <w:u w:val="none"/>
+                <w:strike w:val="false"/>
                 <w:sz w:val="24"/>
                 <w:szCs w:val="24"/>
                 <w:color w:val="000000"/>
@@ -343,6 +348,7 @@
                 <w:i w:val="false"/>
                 <w:b w:val="true"/>
                 <w:u w:val="none"/>
+                <w:strike w:val="false"/>
                 <w:sz w:val="24"/>
                 <w:szCs w:val="24"/>
                 <w:color w:val="000000"/>
@@ -378,7 +384,6 @@
           </w:tcPr>
           <w:p>
             <w:pPr>
-              <w:pStyle w:val="Normal"/>
               <w:jc w:val="left"/>
               <w:pBdr>
                 <w:bottom w:val="none" w:sz="0" w:space="0" w:color="000000"/>
@@ -393,17 +398,19 @@
                 <w:i w:val="false"/>
                 <w:b w:val="false"/>
                 <w:u w:val="none"/>
-                <w:sz w:val="24"/>
-                <w:szCs w:val="24"/>
-                <w:color w:val="000000"/>
-              </w:rPr>
-            </w:pPr>
-            <w:r>
-              <w:rPr>
-                <w:rFonts w:ascii="Roboto Condensed" w:hAnsi="Helvetica" w:eastAsia="Helvetica" w:cs="Roboto Condensed"/>
-                <w:i w:val="false"/>
-                <w:b w:val="false"/>
-                <w:u w:val="none"/>
+                <w:strike w:val="false"/>
+                <w:sz w:val="24"/>
+                <w:szCs w:val="24"/>
+                <w:color w:val="000000"/>
+              </w:rPr>
+            </w:pPr>
+            <w:r>
+              <w:rPr>
+                <w:rFonts w:ascii="Roboto Condensed" w:hAnsi="Helvetica" w:eastAsia="Helvetica" w:cs="Roboto Condensed"/>
+                <w:i w:val="false"/>
+                <w:b w:val="false"/>
+                <w:u w:val="none"/>
+                <w:strike w:val="false"/>
                 <w:sz w:val="24"/>
                 <w:szCs w:val="24"/>
                 <w:color w:val="000000"/>
@@ -431,7 +438,6 @@
           </w:tcPr>
           <w:p>
             <w:pPr>
-              <w:pStyle w:val="Normal"/>
               <w:jc w:val="left"/>
               <w:pBdr>
                 <w:bottom w:val="none" w:sz="0" w:space="0" w:color="000000"/>
@@ -446,17 +452,19 @@
                 <w:i w:val="false"/>
                 <w:b w:val="false"/>
                 <w:u w:val="none"/>
-                <w:sz w:val="24"/>
-                <w:szCs w:val="24"/>
-                <w:color w:val="000000"/>
-              </w:rPr>
-            </w:pPr>
-            <w:r>
-              <w:rPr>
-                <w:rFonts w:ascii="Roboto Condensed" w:hAnsi="Helvetica" w:eastAsia="Helvetica" w:cs="Roboto Condensed"/>
-                <w:i w:val="false"/>
-                <w:b w:val="false"/>
-                <w:u w:val="none"/>
+                <w:strike w:val="false"/>
+                <w:sz w:val="24"/>
+                <w:szCs w:val="24"/>
+                <w:color w:val="000000"/>
+              </w:rPr>
+            </w:pPr>
+            <w:r>
+              <w:rPr>
+                <w:rFonts w:ascii="Roboto Condensed" w:hAnsi="Helvetica" w:eastAsia="Helvetica" w:cs="Roboto Condensed"/>
+                <w:i w:val="false"/>
+                <w:b w:val="false"/>
+                <w:u w:val="none"/>
+                <w:strike w:val="false"/>
                 <w:sz w:val="24"/>
                 <w:szCs w:val="24"/>
                 <w:color w:val="000000"/>
@@ -484,7 +492,6 @@
           </w:tcPr>
           <w:p>
             <w:pPr>
-              <w:pStyle w:val="Normal"/>
               <w:jc w:val="right"/>
               <w:pBdr>
                 <w:bottom w:val="none" w:sz="0" w:space="0" w:color="000000"/>
@@ -499,17 +506,19 @@
                 <w:i w:val="false"/>
                 <w:b w:val="false"/>
                 <w:u w:val="none"/>
-                <w:sz w:val="24"/>
-                <w:szCs w:val="24"/>
-                <w:color w:val="000000"/>
-              </w:rPr>
-            </w:pPr>
-            <w:r>
-              <w:rPr>
-                <w:rFonts w:ascii="Roboto Condensed" w:hAnsi="Helvetica" w:eastAsia="Helvetica" w:cs="Roboto Condensed"/>
-                <w:i w:val="false"/>
-                <w:b w:val="false"/>
-                <w:u w:val="none"/>
+                <w:strike w:val="false"/>
+                <w:sz w:val="24"/>
+                <w:szCs w:val="24"/>
+                <w:color w:val="000000"/>
+              </w:rPr>
+            </w:pPr>
+            <w:r>
+              <w:rPr>
+                <w:rFonts w:ascii="Roboto Condensed" w:hAnsi="Helvetica" w:eastAsia="Helvetica" w:cs="Roboto Condensed"/>
+                <w:i w:val="false"/>
+                <w:b w:val="false"/>
+                <w:u w:val="none"/>
+                <w:strike w:val="false"/>
                 <w:sz w:val="24"/>
                 <w:szCs w:val="24"/>
                 <w:color w:val="000000"/>
@@ -537,7 +546,6 @@
           </w:tcPr>
           <w:p>
             <w:pPr>
-              <w:pStyle w:val="Normal"/>
               <w:jc w:val="right"/>
               <w:pBdr>
                 <w:bottom w:val="none" w:sz="0" w:space="0" w:color="000000"/>
@@ -552,17 +560,19 @@
                 <w:i w:val="false"/>
                 <w:b w:val="false"/>
                 <w:u w:val="none"/>
-                <w:sz w:val="24"/>
-                <w:szCs w:val="24"/>
-                <w:color w:val="000000"/>
-              </w:rPr>
-            </w:pPr>
-            <w:r>
-              <w:rPr>
-                <w:rFonts w:ascii="Roboto Condensed" w:hAnsi="Helvetica" w:eastAsia="Helvetica" w:cs="Roboto Condensed"/>
-                <w:i w:val="false"/>
-                <w:b w:val="false"/>
-                <w:u w:val="none"/>
+                <w:strike w:val="false"/>
+                <w:sz w:val="24"/>
+                <w:szCs w:val="24"/>
+                <w:color w:val="000000"/>
+              </w:rPr>
+            </w:pPr>
+            <w:r>
+              <w:rPr>
+                <w:rFonts w:ascii="Roboto Condensed" w:hAnsi="Helvetica" w:eastAsia="Helvetica" w:cs="Roboto Condensed"/>
+                <w:i w:val="false"/>
+                <w:b w:val="false"/>
+                <w:u w:val="none"/>
+                <w:strike w:val="false"/>
                 <w:sz w:val="24"/>
                 <w:szCs w:val="24"/>
                 <w:color w:val="000000"/>
@@ -590,7 +600,6 @@
           </w:tcPr>
           <w:p>
             <w:pPr>
-              <w:pStyle w:val="Normal"/>
               <w:jc w:val="right"/>
               <w:pBdr>
                 <w:bottom w:val="none" w:sz="0" w:space="0" w:color="000000"/>
@@ -605,17 +614,19 @@
                 <w:i w:val="false"/>
                 <w:b w:val="false"/>
                 <w:u w:val="none"/>
-                <w:sz w:val="24"/>
-                <w:szCs w:val="24"/>
-                <w:color w:val="000000"/>
-              </w:rPr>
-            </w:pPr>
-            <w:r>
-              <w:rPr>
-                <w:rFonts w:ascii="Roboto Condensed" w:hAnsi="Helvetica" w:eastAsia="Helvetica" w:cs="Roboto Condensed"/>
-                <w:i w:val="false"/>
-                <w:b w:val="false"/>
-                <w:u w:val="none"/>
+                <w:strike w:val="false"/>
+                <w:sz w:val="24"/>
+                <w:szCs w:val="24"/>
+                <w:color w:val="000000"/>
+              </w:rPr>
+            </w:pPr>
+            <w:r>
+              <w:rPr>
+                <w:rFonts w:ascii="Roboto Condensed" w:hAnsi="Helvetica" w:eastAsia="Helvetica" w:cs="Roboto Condensed"/>
+                <w:i w:val="false"/>
+                <w:b w:val="false"/>
+                <w:u w:val="none"/>
+                <w:strike w:val="false"/>
                 <w:sz w:val="24"/>
                 <w:szCs w:val="24"/>
                 <w:color w:val="000000"/>
@@ -651,7 +662,6 @@
           </w:tcPr>
           <w:p>
             <w:pPr>
-              <w:pStyle w:val="Normal"/>
               <w:jc w:val="left"/>
               <w:pBdr>
                 <w:bottom w:val="none" w:sz="0" w:space="0" w:color="000000"/>
@@ -666,6 +676,7 @@
                 <w:i w:val="false"/>
                 <w:b w:val="false"/>
                 <w:u w:val="none"/>
+                <w:strike w:val="false"/>
                 <w:sz w:val="24"/>
                 <w:szCs w:val="24"/>
                 <w:color w:val="000000"/>
@@ -692,7 +703,6 @@
           </w:tcPr>
           <w:p>
             <w:pPr>
-              <w:pStyle w:val="Normal"/>
               <w:jc w:val="left"/>
               <w:pBdr>
                 <w:bottom w:val="none" w:sz="0" w:space="0" w:color="000000"/>
@@ -707,17 +717,19 @@
                 <w:i w:val="false"/>
                 <w:b w:val="false"/>
                 <w:u w:val="none"/>
-                <w:sz w:val="24"/>
-                <w:szCs w:val="24"/>
-                <w:color w:val="000000"/>
-              </w:rPr>
-            </w:pPr>
-            <w:r>
-              <w:rPr>
-                <w:rFonts w:ascii="Roboto Condensed" w:hAnsi="Helvetica" w:eastAsia="Helvetica" w:cs="Roboto Condensed"/>
-                <w:i w:val="false"/>
-                <w:b w:val="false"/>
-                <w:u w:val="none"/>
+                <w:strike w:val="false"/>
+                <w:sz w:val="24"/>
+                <w:szCs w:val="24"/>
+                <w:color w:val="000000"/>
+              </w:rPr>
+            </w:pPr>
+            <w:r>
+              <w:rPr>
+                <w:rFonts w:ascii="Roboto Condensed" w:hAnsi="Helvetica" w:eastAsia="Helvetica" w:cs="Roboto Condensed"/>
+                <w:i w:val="false"/>
+                <w:b w:val="false"/>
+                <w:u w:val="none"/>
+                <w:strike w:val="false"/>
                 <w:sz w:val="24"/>
                 <w:szCs w:val="24"/>
                 <w:color w:val="000000"/>
@@ -745,7 +757,6 @@
           </w:tcPr>
           <w:p>
             <w:pPr>
-              <w:pStyle w:val="Normal"/>
               <w:jc w:val="right"/>
               <w:pBdr>
                 <w:bottom w:val="none" w:sz="0" w:space="0" w:color="000000"/>
@@ -760,17 +771,19 @@
                 <w:i w:val="false"/>
                 <w:b w:val="false"/>
                 <w:u w:val="none"/>
-                <w:sz w:val="24"/>
-                <w:szCs w:val="24"/>
-                <w:color w:val="000000"/>
-              </w:rPr>
-            </w:pPr>
-            <w:r>
-              <w:rPr>
-                <w:rFonts w:ascii="Roboto Condensed" w:hAnsi="Helvetica" w:eastAsia="Helvetica" w:cs="Roboto Condensed"/>
-                <w:i w:val="false"/>
-                <w:b w:val="false"/>
-                <w:u w:val="none"/>
+                <w:strike w:val="false"/>
+                <w:sz w:val="24"/>
+                <w:szCs w:val="24"/>
+                <w:color w:val="000000"/>
+              </w:rPr>
+            </w:pPr>
+            <w:r>
+              <w:rPr>
+                <w:rFonts w:ascii="Roboto Condensed" w:hAnsi="Helvetica" w:eastAsia="Helvetica" w:cs="Roboto Condensed"/>
+                <w:i w:val="false"/>
+                <w:b w:val="false"/>
+                <w:u w:val="none"/>
+                <w:strike w:val="false"/>
                 <w:sz w:val="24"/>
                 <w:szCs w:val="24"/>
                 <w:color w:val="000000"/>
@@ -798,7 +811,6 @@
           </w:tcPr>
           <w:p>
             <w:pPr>
-              <w:pStyle w:val="Normal"/>
               <w:jc w:val="right"/>
               <w:pBdr>
                 <w:bottom w:val="none" w:sz="0" w:space="0" w:color="000000"/>
@@ -813,17 +825,19 @@
                 <w:i w:val="false"/>
                 <w:b w:val="false"/>
                 <w:u w:val="none"/>
-                <w:sz w:val="24"/>
-                <w:szCs w:val="24"/>
-                <w:color w:val="000000"/>
-              </w:rPr>
-            </w:pPr>
-            <w:r>
-              <w:rPr>
-                <w:rFonts w:ascii="Roboto Condensed" w:hAnsi="Helvetica" w:eastAsia="Helvetica" w:cs="Roboto Condensed"/>
-                <w:i w:val="false"/>
-                <w:b w:val="false"/>
-                <w:u w:val="none"/>
+                <w:strike w:val="false"/>
+                <w:sz w:val="24"/>
+                <w:szCs w:val="24"/>
+                <w:color w:val="000000"/>
+              </w:rPr>
+            </w:pPr>
+            <w:r>
+              <w:rPr>
+                <w:rFonts w:ascii="Roboto Condensed" w:hAnsi="Helvetica" w:eastAsia="Helvetica" w:cs="Roboto Condensed"/>
+                <w:i w:val="false"/>
+                <w:b w:val="false"/>
+                <w:u w:val="none"/>
+                <w:strike w:val="false"/>
                 <w:sz w:val="24"/>
                 <w:szCs w:val="24"/>
                 <w:color w:val="000000"/>
@@ -851,7 +865,6 @@
           </w:tcPr>
           <w:p>
             <w:pPr>
-              <w:pStyle w:val="Normal"/>
               <w:jc w:val="right"/>
               <w:pBdr>
                 <w:bottom w:val="none" w:sz="0" w:space="0" w:color="000000"/>
@@ -866,17 +879,19 @@
                 <w:i w:val="false"/>
                 <w:b w:val="false"/>
                 <w:u w:val="none"/>
-                <w:sz w:val="24"/>
-                <w:szCs w:val="24"/>
-                <w:color w:val="000000"/>
-              </w:rPr>
-            </w:pPr>
-            <w:r>
-              <w:rPr>
-                <w:rFonts w:ascii="Roboto Condensed" w:hAnsi="Helvetica" w:eastAsia="Helvetica" w:cs="Roboto Condensed"/>
-                <w:i w:val="false"/>
-                <w:b w:val="false"/>
-                <w:u w:val="none"/>
+                <w:strike w:val="false"/>
+                <w:sz w:val="24"/>
+                <w:szCs w:val="24"/>
+                <w:color w:val="000000"/>
+              </w:rPr>
+            </w:pPr>
+            <w:r>
+              <w:rPr>
+                <w:rFonts w:ascii="Roboto Condensed" w:hAnsi="Helvetica" w:eastAsia="Helvetica" w:cs="Roboto Condensed"/>
+                <w:i w:val="false"/>
+                <w:b w:val="false"/>
+                <w:u w:val="none"/>
+                <w:strike w:val="false"/>
                 <w:sz w:val="24"/>
                 <w:szCs w:val="24"/>
                 <w:color w:val="000000"/>
@@ -912,7 +927,6 @@
           </w:tcPr>
           <w:p>
             <w:pPr>
-              <w:pStyle w:val="Normal"/>
               <w:jc w:val="left"/>
               <w:pBdr>
                 <w:bottom w:val="none" w:sz="0" w:space="0" w:color="000000"/>
@@ -927,6 +941,7 @@
                 <w:i w:val="false"/>
                 <w:b w:val="false"/>
                 <w:u w:val="none"/>
+                <w:strike w:val="false"/>
                 <w:sz w:val="24"/>
                 <w:szCs w:val="24"/>
                 <w:color w:val="000000"/>
@@ -953,7 +968,6 @@
           </w:tcPr>
           <w:p>
             <w:pPr>
-              <w:pStyle w:val="Normal"/>
               <w:jc w:val="left"/>
               <w:pBdr>
                 <w:bottom w:val="none" w:sz="0" w:space="0" w:color="000000"/>
@@ -968,17 +982,19 @@
                 <w:i w:val="false"/>
                 <w:b w:val="false"/>
                 <w:u w:val="none"/>
-                <w:sz w:val="24"/>
-                <w:szCs w:val="24"/>
-                <w:color w:val="000000"/>
-              </w:rPr>
-            </w:pPr>
-            <w:r>
-              <w:rPr>
-                <w:rFonts w:ascii="Roboto Condensed" w:hAnsi="Helvetica" w:eastAsia="Helvetica" w:cs="Roboto Condensed"/>
-                <w:i w:val="false"/>
-                <w:b w:val="false"/>
-                <w:u w:val="none"/>
+                <w:strike w:val="false"/>
+                <w:sz w:val="24"/>
+                <w:szCs w:val="24"/>
+                <w:color w:val="000000"/>
+              </w:rPr>
+            </w:pPr>
+            <w:r>
+              <w:rPr>
+                <w:rFonts w:ascii="Roboto Condensed" w:hAnsi="Helvetica" w:eastAsia="Helvetica" w:cs="Roboto Condensed"/>
+                <w:i w:val="false"/>
+                <w:b w:val="false"/>
+                <w:u w:val="none"/>
+                <w:strike w:val="false"/>
                 <w:sz w:val="24"/>
                 <w:szCs w:val="24"/>
                 <w:color w:val="000000"/>
@@ -1006,7 +1022,6 @@
           </w:tcPr>
           <w:p>
             <w:pPr>
-              <w:pStyle w:val="Normal"/>
               <w:jc w:val="right"/>
               <w:pBdr>
                 <w:bottom w:val="none" w:sz="0" w:space="0" w:color="000000"/>
@@ -1021,17 +1036,19 @@
                 <w:i w:val="false"/>
                 <w:b w:val="false"/>
                 <w:u w:val="none"/>
-                <w:sz w:val="24"/>
-                <w:szCs w:val="24"/>
-                <w:color w:val="000000"/>
-              </w:rPr>
-            </w:pPr>
-            <w:r>
-              <w:rPr>
-                <w:rFonts w:ascii="Roboto Condensed" w:hAnsi="Helvetica" w:eastAsia="Helvetica" w:cs="Roboto Condensed"/>
-                <w:i w:val="false"/>
-                <w:b w:val="false"/>
-                <w:u w:val="none"/>
+                <w:strike w:val="false"/>
+                <w:sz w:val="24"/>
+                <w:szCs w:val="24"/>
+                <w:color w:val="000000"/>
+              </w:rPr>
+            </w:pPr>
+            <w:r>
+              <w:rPr>
+                <w:rFonts w:ascii="Roboto Condensed" w:hAnsi="Helvetica" w:eastAsia="Helvetica" w:cs="Roboto Condensed"/>
+                <w:i w:val="false"/>
+                <w:b w:val="false"/>
+                <w:u w:val="none"/>
+                <w:strike w:val="false"/>
                 <w:sz w:val="24"/>
                 <w:szCs w:val="24"/>
                 <w:color w:val="000000"/>
@@ -1059,7 +1076,6 @@
           </w:tcPr>
           <w:p>
             <w:pPr>
-              <w:pStyle w:val="Normal"/>
               <w:jc w:val="right"/>
               <w:pBdr>
                 <w:bottom w:val="none" w:sz="0" w:space="0" w:color="000000"/>
@@ -1074,17 +1090,19 @@
                 <w:i w:val="false"/>
                 <w:b w:val="false"/>
                 <w:u w:val="none"/>
-                <w:sz w:val="24"/>
-                <w:szCs w:val="24"/>
-                <w:color w:val="000000"/>
-              </w:rPr>
-            </w:pPr>
-            <w:r>
-              <w:rPr>
-                <w:rFonts w:ascii="Roboto Condensed" w:hAnsi="Helvetica" w:eastAsia="Helvetica" w:cs="Roboto Condensed"/>
-                <w:i w:val="false"/>
-                <w:b w:val="false"/>
-                <w:u w:val="none"/>
+                <w:strike w:val="false"/>
+                <w:sz w:val="24"/>
+                <w:szCs w:val="24"/>
+                <w:color w:val="000000"/>
+              </w:rPr>
+            </w:pPr>
+            <w:r>
+              <w:rPr>
+                <w:rFonts w:ascii="Roboto Condensed" w:hAnsi="Helvetica" w:eastAsia="Helvetica" w:cs="Roboto Condensed"/>
+                <w:i w:val="false"/>
+                <w:b w:val="false"/>
+                <w:u w:val="none"/>
+                <w:strike w:val="false"/>
                 <w:sz w:val="24"/>
                 <w:szCs w:val="24"/>
                 <w:color w:val="000000"/>
@@ -1112,7 +1130,6 @@
           </w:tcPr>
           <w:p>
             <w:pPr>
-              <w:pStyle w:val="Normal"/>
               <w:jc w:val="right"/>
               <w:pBdr>
                 <w:bottom w:val="none" w:sz="0" w:space="0" w:color="000000"/>
@@ -1127,17 +1144,19 @@
                 <w:i w:val="false"/>
                 <w:b w:val="false"/>
                 <w:u w:val="none"/>
-                <w:sz w:val="24"/>
-                <w:szCs w:val="24"/>
-                <w:color w:val="000000"/>
-              </w:rPr>
-            </w:pPr>
-            <w:r>
-              <w:rPr>
-                <w:rFonts w:ascii="Roboto Condensed" w:hAnsi="Helvetica" w:eastAsia="Helvetica" w:cs="Roboto Condensed"/>
-                <w:i w:val="false"/>
-                <w:b w:val="false"/>
-                <w:u w:val="none"/>
+                <w:strike w:val="false"/>
+                <w:sz w:val="24"/>
+                <w:szCs w:val="24"/>
+                <w:color w:val="000000"/>
+              </w:rPr>
+            </w:pPr>
+            <w:r>
+              <w:rPr>
+                <w:rFonts w:ascii="Roboto Condensed" w:hAnsi="Helvetica" w:eastAsia="Helvetica" w:cs="Roboto Condensed"/>
+                <w:i w:val="false"/>
+                <w:b w:val="false"/>
+                <w:u w:val="none"/>
+                <w:strike w:val="false"/>
                 <w:sz w:val="24"/>
                 <w:szCs w:val="24"/>
                 <w:color w:val="000000"/>
@@ -1173,7 +1192,6 @@
           </w:tcPr>
           <w:p>
             <w:pPr>
-              <w:pStyle w:val="Normal"/>
               <w:jc w:val="left"/>
               <w:pBdr>
                 <w:bottom w:val="none" w:sz="0" w:space="0" w:color="000000"/>
@@ -1188,17 +1206,19 @@
                 <w:i w:val="false"/>
                 <w:b w:val="false"/>
                 <w:u w:val="none"/>
-                <w:sz w:val="24"/>
-                <w:szCs w:val="24"/>
-                <w:color w:val="000000"/>
-              </w:rPr>
-            </w:pPr>
-            <w:r>
-              <w:rPr>
-                <w:rFonts w:ascii="Roboto Condensed" w:hAnsi="Helvetica" w:eastAsia="Helvetica" w:cs="Roboto Condensed"/>
-                <w:i w:val="false"/>
-                <w:b w:val="false"/>
-                <w:u w:val="none"/>
+                <w:strike w:val="false"/>
+                <w:sz w:val="24"/>
+                <w:szCs w:val="24"/>
+                <w:color w:val="000000"/>
+              </w:rPr>
+            </w:pPr>
+            <w:r>
+              <w:rPr>
+                <w:rFonts w:ascii="Roboto Condensed" w:hAnsi="Helvetica" w:eastAsia="Helvetica" w:cs="Roboto Condensed"/>
+                <w:i w:val="false"/>
+                <w:b w:val="false"/>
+                <w:u w:val="none"/>
+                <w:strike w:val="false"/>
                 <w:sz w:val="24"/>
                 <w:szCs w:val="24"/>
                 <w:color w:val="000000"/>
@@ -1226,7 +1246,6 @@
           </w:tcPr>
           <w:p>
             <w:pPr>
-              <w:pStyle w:val="Normal"/>
               <w:jc w:val="left"/>
               <w:pBdr>
                 <w:bottom w:val="none" w:sz="0" w:space="0" w:color="000000"/>
@@ -1241,17 +1260,19 @@
                 <w:i w:val="false"/>
                 <w:b w:val="false"/>
                 <w:u w:val="none"/>
-                <w:sz w:val="24"/>
-                <w:szCs w:val="24"/>
-                <w:color w:val="000000"/>
-              </w:rPr>
-            </w:pPr>
-            <w:r>
-              <w:rPr>
-                <w:rFonts w:ascii="Roboto Condensed" w:hAnsi="Helvetica" w:eastAsia="Helvetica" w:cs="Roboto Condensed"/>
-                <w:i w:val="false"/>
-                <w:b w:val="false"/>
-                <w:u w:val="none"/>
+                <w:strike w:val="false"/>
+                <w:sz w:val="24"/>
+                <w:szCs w:val="24"/>
+                <w:color w:val="000000"/>
+              </w:rPr>
+            </w:pPr>
+            <w:r>
+              <w:rPr>
+                <w:rFonts w:ascii="Roboto Condensed" w:hAnsi="Helvetica" w:eastAsia="Helvetica" w:cs="Roboto Condensed"/>
+                <w:i w:val="false"/>
+                <w:b w:val="false"/>
+                <w:u w:val="none"/>
+                <w:strike w:val="false"/>
                 <w:sz w:val="24"/>
                 <w:szCs w:val="24"/>
                 <w:color w:val="000000"/>
@@ -1279,7 +1300,6 @@
           </w:tcPr>
           <w:p>
             <w:pPr>
-              <w:pStyle w:val="Normal"/>
               <w:jc w:val="right"/>
               <w:pBdr>
                 <w:bottom w:val="none" w:sz="0" w:space="0" w:color="000000"/>
@@ -1294,17 +1314,19 @@
                 <w:i w:val="false"/>
                 <w:b w:val="false"/>
                 <w:u w:val="none"/>
-                <w:sz w:val="24"/>
-                <w:szCs w:val="24"/>
-                <w:color w:val="000000"/>
-              </w:rPr>
-            </w:pPr>
-            <w:r>
-              <w:rPr>
-                <w:rFonts w:ascii="Roboto Condensed" w:hAnsi="Helvetica" w:eastAsia="Helvetica" w:cs="Roboto Condensed"/>
-                <w:i w:val="false"/>
-                <w:b w:val="false"/>
-                <w:u w:val="none"/>
+                <w:strike w:val="false"/>
+                <w:sz w:val="24"/>
+                <w:szCs w:val="24"/>
+                <w:color w:val="000000"/>
+              </w:rPr>
+            </w:pPr>
+            <w:r>
+              <w:rPr>
+                <w:rFonts w:ascii="Roboto Condensed" w:hAnsi="Helvetica" w:eastAsia="Helvetica" w:cs="Roboto Condensed"/>
+                <w:i w:val="false"/>
+                <w:b w:val="false"/>
+                <w:u w:val="none"/>
+                <w:strike w:val="false"/>
                 <w:sz w:val="24"/>
                 <w:szCs w:val="24"/>
                 <w:color w:val="000000"/>
@@ -1332,7 +1354,6 @@
           </w:tcPr>
           <w:p>
             <w:pPr>
-              <w:pStyle w:val="Normal"/>
               <w:jc w:val="right"/>
               <w:pBdr>
                 <w:bottom w:val="none" w:sz="0" w:space="0" w:color="000000"/>
@@ -1347,17 +1368,19 @@
                 <w:i w:val="false"/>
                 <w:b w:val="false"/>
                 <w:u w:val="none"/>
-                <w:sz w:val="24"/>
-                <w:szCs w:val="24"/>
-                <w:color w:val="000000"/>
-              </w:rPr>
-            </w:pPr>
-            <w:r>
-              <w:rPr>
-                <w:rFonts w:ascii="Roboto Condensed" w:hAnsi="Helvetica" w:eastAsia="Helvetica" w:cs="Roboto Condensed"/>
-                <w:i w:val="false"/>
-                <w:b w:val="false"/>
-                <w:u w:val="none"/>
+                <w:strike w:val="false"/>
+                <w:sz w:val="24"/>
+                <w:szCs w:val="24"/>
+                <w:color w:val="000000"/>
+              </w:rPr>
+            </w:pPr>
+            <w:r>
+              <w:rPr>
+                <w:rFonts w:ascii="Roboto Condensed" w:hAnsi="Helvetica" w:eastAsia="Helvetica" w:cs="Roboto Condensed"/>
+                <w:i w:val="false"/>
+                <w:b w:val="false"/>
+                <w:u w:val="none"/>
+                <w:strike w:val="false"/>
                 <w:sz w:val="24"/>
                 <w:szCs w:val="24"/>
                 <w:color w:val="000000"/>
@@ -1385,7 +1408,6 @@
           </w:tcPr>
           <w:p>
             <w:pPr>
-              <w:pStyle w:val="Normal"/>
               <w:jc w:val="right"/>
               <w:pBdr>
                 <w:bottom w:val="none" w:sz="0" w:space="0" w:color="000000"/>
@@ -1400,17 +1422,19 @@
                 <w:i w:val="false"/>
                 <w:b w:val="false"/>
                 <w:u w:val="none"/>
-                <w:sz w:val="24"/>
-                <w:szCs w:val="24"/>
-                <w:color w:val="000000"/>
-              </w:rPr>
-            </w:pPr>
-            <w:r>
-              <w:rPr>
-                <w:rFonts w:ascii="Roboto Condensed" w:hAnsi="Helvetica" w:eastAsia="Helvetica" w:cs="Roboto Condensed"/>
-                <w:i w:val="false"/>
-                <w:b w:val="false"/>
-                <w:u w:val="none"/>
+                <w:strike w:val="false"/>
+                <w:sz w:val="24"/>
+                <w:szCs w:val="24"/>
+                <w:color w:val="000000"/>
+              </w:rPr>
+            </w:pPr>
+            <w:r>
+              <w:rPr>
+                <w:rFonts w:ascii="Roboto Condensed" w:hAnsi="Helvetica" w:eastAsia="Helvetica" w:cs="Roboto Condensed"/>
+                <w:i w:val="false"/>
+                <w:b w:val="false"/>
+                <w:u w:val="none"/>
+                <w:strike w:val="false"/>
                 <w:sz w:val="24"/>
                 <w:szCs w:val="24"/>
                 <w:color w:val="000000"/>
@@ -1446,7 +1470,6 @@
           </w:tcPr>
           <w:p>
             <w:pPr>
-              <w:pStyle w:val="Normal"/>
               <w:jc w:val="left"/>
               <w:pBdr>
                 <w:bottom w:val="none" w:sz="0" w:space="0" w:color="000000"/>
@@ -1461,6 +1484,7 @@
                 <w:i w:val="false"/>
                 <w:b w:val="false"/>
                 <w:u w:val="none"/>
+                <w:strike w:val="false"/>
                 <w:sz w:val="24"/>
                 <w:szCs w:val="24"/>
                 <w:color w:val="000000"/>
@@ -1487,7 +1511,6 @@
           </w:tcPr>
           <w:p>
             <w:pPr>
-              <w:pStyle w:val="Normal"/>
               <w:jc w:val="left"/>
               <w:pBdr>
                 <w:bottom w:val="none" w:sz="0" w:space="0" w:color="000000"/>
@@ -1502,17 +1525,19 @@
                 <w:i w:val="false"/>
                 <w:b w:val="false"/>
                 <w:u w:val="none"/>
-                <w:sz w:val="24"/>
-                <w:szCs w:val="24"/>
-                <w:color w:val="000000"/>
-              </w:rPr>
-            </w:pPr>
-            <w:r>
-              <w:rPr>
-                <w:rFonts w:ascii="Roboto Condensed" w:hAnsi="Helvetica" w:eastAsia="Helvetica" w:cs="Roboto Condensed"/>
-                <w:i w:val="false"/>
-                <w:b w:val="false"/>
-                <w:u w:val="none"/>
+                <w:strike w:val="false"/>
+                <w:sz w:val="24"/>
+                <w:szCs w:val="24"/>
+                <w:color w:val="000000"/>
+              </w:rPr>
+            </w:pPr>
+            <w:r>
+              <w:rPr>
+                <w:rFonts w:ascii="Roboto Condensed" w:hAnsi="Helvetica" w:eastAsia="Helvetica" w:cs="Roboto Condensed"/>
+                <w:i w:val="false"/>
+                <w:b w:val="false"/>
+                <w:u w:val="none"/>
+                <w:strike w:val="false"/>
                 <w:sz w:val="24"/>
                 <w:szCs w:val="24"/>
                 <w:color w:val="000000"/>
@@ -1540,7 +1565,6 @@
           </w:tcPr>
           <w:p>
             <w:pPr>
-              <w:pStyle w:val="Normal"/>
               <w:jc w:val="right"/>
               <w:pBdr>
                 <w:bottom w:val="none" w:sz="0" w:space="0" w:color="000000"/>
@@ -1555,17 +1579,19 @@
                 <w:i w:val="false"/>
                 <w:b w:val="false"/>
                 <w:u w:val="none"/>
-                <w:sz w:val="24"/>
-                <w:szCs w:val="24"/>
-                <w:color w:val="000000"/>
-              </w:rPr>
-            </w:pPr>
-            <w:r>
-              <w:rPr>
-                <w:rFonts w:ascii="Roboto Condensed" w:hAnsi="Helvetica" w:eastAsia="Helvetica" w:cs="Roboto Condensed"/>
-                <w:i w:val="false"/>
-                <w:b w:val="false"/>
-                <w:u w:val="none"/>
+                <w:strike w:val="false"/>
+                <w:sz w:val="24"/>
+                <w:szCs w:val="24"/>
+                <w:color w:val="000000"/>
+              </w:rPr>
+            </w:pPr>
+            <w:r>
+              <w:rPr>
+                <w:rFonts w:ascii="Roboto Condensed" w:hAnsi="Helvetica" w:eastAsia="Helvetica" w:cs="Roboto Condensed"/>
+                <w:i w:val="false"/>
+                <w:b w:val="false"/>
+                <w:u w:val="none"/>
+                <w:strike w:val="false"/>
                 <w:sz w:val="24"/>
                 <w:szCs w:val="24"/>
                 <w:color w:val="000000"/>
@@ -1593,7 +1619,6 @@
           </w:tcPr>
           <w:p>
             <w:pPr>
-              <w:pStyle w:val="Normal"/>
               <w:jc w:val="right"/>
               <w:pBdr>
                 <w:bottom w:val="none" w:sz="0" w:space="0" w:color="000000"/>
@@ -1608,17 +1633,19 @@
                 <w:i w:val="false"/>
                 <w:b w:val="false"/>
                 <w:u w:val="none"/>
-                <w:sz w:val="24"/>
-                <w:szCs w:val="24"/>
-                <w:color w:val="000000"/>
-              </w:rPr>
-            </w:pPr>
-            <w:r>
-              <w:rPr>
-                <w:rFonts w:ascii="Roboto Condensed" w:hAnsi="Helvetica" w:eastAsia="Helvetica" w:cs="Roboto Condensed"/>
-                <w:i w:val="false"/>
-                <w:b w:val="false"/>
-                <w:u w:val="none"/>
+                <w:strike w:val="false"/>
+                <w:sz w:val="24"/>
+                <w:szCs w:val="24"/>
+                <w:color w:val="000000"/>
+              </w:rPr>
+            </w:pPr>
+            <w:r>
+              <w:rPr>
+                <w:rFonts w:ascii="Roboto Condensed" w:hAnsi="Helvetica" w:eastAsia="Helvetica" w:cs="Roboto Condensed"/>
+                <w:i w:val="false"/>
+                <w:b w:val="false"/>
+                <w:u w:val="none"/>
+                <w:strike w:val="false"/>
                 <w:sz w:val="24"/>
                 <w:szCs w:val="24"/>
                 <w:color w:val="000000"/>
@@ -1646,7 +1673,6 @@
           </w:tcPr>
           <w:p>
             <w:pPr>
-              <w:pStyle w:val="Normal"/>
               <w:jc w:val="right"/>
               <w:pBdr>
                 <w:bottom w:val="none" w:sz="0" w:space="0" w:color="000000"/>
@@ -1661,17 +1687,19 @@
                 <w:i w:val="false"/>
                 <w:b w:val="false"/>
                 <w:u w:val="none"/>
-                <w:sz w:val="24"/>
-                <w:szCs w:val="24"/>
-                <w:color w:val="000000"/>
-              </w:rPr>
-            </w:pPr>
-            <w:r>
-              <w:rPr>
-                <w:rFonts w:ascii="Roboto Condensed" w:hAnsi="Helvetica" w:eastAsia="Helvetica" w:cs="Roboto Condensed"/>
-                <w:i w:val="false"/>
-                <w:b w:val="false"/>
-                <w:u w:val="none"/>
+                <w:strike w:val="false"/>
+                <w:sz w:val="24"/>
+                <w:szCs w:val="24"/>
+                <w:color w:val="000000"/>
+              </w:rPr>
+            </w:pPr>
+            <w:r>
+              <w:rPr>
+                <w:rFonts w:ascii="Roboto Condensed" w:hAnsi="Helvetica" w:eastAsia="Helvetica" w:cs="Roboto Condensed"/>
+                <w:i w:val="false"/>
+                <w:b w:val="false"/>
+                <w:u w:val="none"/>
+                <w:strike w:val="false"/>
                 <w:sz w:val="24"/>
                 <w:szCs w:val="24"/>
                 <w:color w:val="000000"/>
@@ -1707,7 +1735,6 @@
           </w:tcPr>
           <w:p>
             <w:pPr>
-              <w:pStyle w:val="Normal"/>
               <w:jc w:val="left"/>
               <w:pBdr>
                 <w:bottom w:val="none" w:sz="0" w:space="0" w:color="000000"/>
@@ -1722,6 +1749,7 @@
                 <w:i w:val="false"/>
                 <w:b w:val="false"/>
                 <w:u w:val="none"/>
+                <w:strike w:val="false"/>
                 <w:sz w:val="24"/>
                 <w:szCs w:val="24"/>
                 <w:color w:val="000000"/>
@@ -1748,7 +1776,6 @@
           </w:tcPr>
           <w:p>
             <w:pPr>
-              <w:pStyle w:val="Normal"/>
               <w:jc w:val="left"/>
               <w:pBdr>
                 <w:bottom w:val="none" w:sz="0" w:space="0" w:color="000000"/>
@@ -1763,17 +1790,19 @@
                 <w:i w:val="false"/>
                 <w:b w:val="false"/>
                 <w:u w:val="none"/>
-                <w:sz w:val="24"/>
-                <w:szCs w:val="24"/>
-                <w:color w:val="000000"/>
-              </w:rPr>
-            </w:pPr>
-            <w:r>
-              <w:rPr>
-                <w:rFonts w:ascii="Roboto Condensed" w:hAnsi="Helvetica" w:eastAsia="Helvetica" w:cs="Roboto Condensed"/>
-                <w:i w:val="false"/>
-                <w:b w:val="false"/>
-                <w:u w:val="none"/>
+                <w:strike w:val="false"/>
+                <w:sz w:val="24"/>
+                <w:szCs w:val="24"/>
+                <w:color w:val="000000"/>
+              </w:rPr>
+            </w:pPr>
+            <w:r>
+              <w:rPr>
+                <w:rFonts w:ascii="Roboto Condensed" w:hAnsi="Helvetica" w:eastAsia="Helvetica" w:cs="Roboto Condensed"/>
+                <w:i w:val="false"/>
+                <w:b w:val="false"/>
+                <w:u w:val="none"/>
+                <w:strike w:val="false"/>
                 <w:sz w:val="24"/>
                 <w:szCs w:val="24"/>
                 <w:color w:val="000000"/>
@@ -1801,7 +1830,6 @@
           </w:tcPr>
           <w:p>
             <w:pPr>
-              <w:pStyle w:val="Normal"/>
               <w:jc w:val="right"/>
               <w:pBdr>
                 <w:bottom w:val="none" w:sz="0" w:space="0" w:color="000000"/>
@@ -1816,17 +1844,19 @@
                 <w:i w:val="false"/>
                 <w:b w:val="false"/>
                 <w:u w:val="none"/>
-                <w:sz w:val="24"/>
-                <w:szCs w:val="24"/>
-                <w:color w:val="000000"/>
-              </w:rPr>
-            </w:pPr>
-            <w:r>
-              <w:rPr>
-                <w:rFonts w:ascii="Roboto Condensed" w:hAnsi="Helvetica" w:eastAsia="Helvetica" w:cs="Roboto Condensed"/>
-                <w:i w:val="false"/>
-                <w:b w:val="false"/>
-                <w:u w:val="none"/>
+                <w:strike w:val="false"/>
+                <w:sz w:val="24"/>
+                <w:szCs w:val="24"/>
+                <w:color w:val="000000"/>
+              </w:rPr>
+            </w:pPr>
+            <w:r>
+              <w:rPr>
+                <w:rFonts w:ascii="Roboto Condensed" w:hAnsi="Helvetica" w:eastAsia="Helvetica" w:cs="Roboto Condensed"/>
+                <w:i w:val="false"/>
+                <w:b w:val="false"/>
+                <w:u w:val="none"/>
+                <w:strike w:val="false"/>
                 <w:sz w:val="24"/>
                 <w:szCs w:val="24"/>
                 <w:color w:val="000000"/>
@@ -1854,7 +1884,6 @@
           </w:tcPr>
           <w:p>
             <w:pPr>
-              <w:pStyle w:val="Normal"/>
               <w:jc w:val="right"/>
               <w:pBdr>
                 <w:bottom w:val="none" w:sz="0" w:space="0" w:color="000000"/>
@@ -1869,17 +1898,19 @@
                 <w:i w:val="false"/>
                 <w:b w:val="false"/>
                 <w:u w:val="none"/>
-                <w:sz w:val="24"/>
-                <w:szCs w:val="24"/>
-                <w:color w:val="000000"/>
-              </w:rPr>
-            </w:pPr>
-            <w:r>
-              <w:rPr>
-                <w:rFonts w:ascii="Roboto Condensed" w:hAnsi="Helvetica" w:eastAsia="Helvetica" w:cs="Roboto Condensed"/>
-                <w:i w:val="false"/>
-                <w:b w:val="false"/>
-                <w:u w:val="none"/>
+                <w:strike w:val="false"/>
+                <w:sz w:val="24"/>
+                <w:szCs w:val="24"/>
+                <w:color w:val="000000"/>
+              </w:rPr>
+            </w:pPr>
+            <w:r>
+              <w:rPr>
+                <w:rFonts w:ascii="Roboto Condensed" w:hAnsi="Helvetica" w:eastAsia="Helvetica" w:cs="Roboto Condensed"/>
+                <w:i w:val="false"/>
+                <w:b w:val="false"/>
+                <w:u w:val="none"/>
+                <w:strike w:val="false"/>
                 <w:sz w:val="24"/>
                 <w:szCs w:val="24"/>
                 <w:color w:val="000000"/>
@@ -1907,7 +1938,6 @@
           </w:tcPr>
           <w:p>
             <w:pPr>
-              <w:pStyle w:val="Normal"/>
               <w:jc w:val="right"/>
               <w:pBdr>
                 <w:bottom w:val="none" w:sz="0" w:space="0" w:color="000000"/>
@@ -1922,17 +1952,19 @@
                 <w:i w:val="false"/>
                 <w:b w:val="false"/>
                 <w:u w:val="none"/>
-                <w:sz w:val="24"/>
-                <w:szCs w:val="24"/>
-                <w:color w:val="000000"/>
-              </w:rPr>
-            </w:pPr>
-            <w:r>
-              <w:rPr>
-                <w:rFonts w:ascii="Roboto Condensed" w:hAnsi="Helvetica" w:eastAsia="Helvetica" w:cs="Roboto Condensed"/>
-                <w:i w:val="false"/>
-                <w:b w:val="false"/>
-                <w:u w:val="none"/>
+                <w:strike w:val="false"/>
+                <w:sz w:val="24"/>
+                <w:szCs w:val="24"/>
+                <w:color w:val="000000"/>
+              </w:rPr>
+            </w:pPr>
+            <w:r>
+              <w:rPr>
+                <w:rFonts w:ascii="Roboto Condensed" w:hAnsi="Helvetica" w:eastAsia="Helvetica" w:cs="Roboto Condensed"/>
+                <w:i w:val="false"/>
+                <w:b w:val="false"/>
+                <w:u w:val="none"/>
+                <w:strike w:val="false"/>
                 <w:sz w:val="24"/>
                 <w:szCs w:val="24"/>
                 <w:color w:val="000000"/>
@@ -1968,7 +2000,6 @@
           </w:tcPr>
           <w:p>
             <w:pPr>
-              <w:pStyle w:val="Normal"/>
               <w:jc w:val="left"/>
               <w:pBdr>
                 <w:bottom w:val="none" w:sz="0" w:space="0" w:color="000000"/>
@@ -1983,17 +2014,19 @@
                 <w:i w:val="false"/>
                 <w:b w:val="false"/>
                 <w:u w:val="none"/>
-                <w:sz w:val="24"/>
-                <w:szCs w:val="24"/>
-                <w:color w:val="000000"/>
-              </w:rPr>
-            </w:pPr>
-            <w:r>
-              <w:rPr>
-                <w:rFonts w:ascii="Roboto Condensed" w:hAnsi="Helvetica" w:eastAsia="Helvetica" w:cs="Roboto Condensed"/>
-                <w:i w:val="false"/>
-                <w:b w:val="false"/>
-                <w:u w:val="none"/>
+                <w:strike w:val="false"/>
+                <w:sz w:val="24"/>
+                <w:szCs w:val="24"/>
+                <w:color w:val="000000"/>
+              </w:rPr>
+            </w:pPr>
+            <w:r>
+              <w:rPr>
+                <w:rFonts w:ascii="Roboto Condensed" w:hAnsi="Helvetica" w:eastAsia="Helvetica" w:cs="Roboto Condensed"/>
+                <w:i w:val="false"/>
+                <w:b w:val="false"/>
+                <w:u w:val="none"/>
+                <w:strike w:val="false"/>
                 <w:sz w:val="24"/>
                 <w:szCs w:val="24"/>
                 <w:color w:val="000000"/>
@@ -2021,7 +2054,6 @@
           </w:tcPr>
           <w:p>
             <w:pPr>
-              <w:pStyle w:val="Normal"/>
               <w:jc w:val="left"/>
               <w:pBdr>
                 <w:bottom w:val="none" w:sz="0" w:space="0" w:color="000000"/>
@@ -2036,17 +2068,19 @@
                 <w:i w:val="false"/>
                 <w:b w:val="false"/>
                 <w:u w:val="none"/>
-                <w:sz w:val="24"/>
-                <w:szCs w:val="24"/>
-                <w:color w:val="000000"/>
-              </w:rPr>
-            </w:pPr>
-            <w:r>
-              <w:rPr>
-                <w:rFonts w:ascii="Roboto Condensed" w:hAnsi="Helvetica" w:eastAsia="Helvetica" w:cs="Roboto Condensed"/>
-                <w:i w:val="false"/>
-                <w:b w:val="false"/>
-                <w:u w:val="none"/>
+                <w:strike w:val="false"/>
+                <w:sz w:val="24"/>
+                <w:szCs w:val="24"/>
+                <w:color w:val="000000"/>
+              </w:rPr>
+            </w:pPr>
+            <w:r>
+              <w:rPr>
+                <w:rFonts w:ascii="Roboto Condensed" w:hAnsi="Helvetica" w:eastAsia="Helvetica" w:cs="Roboto Condensed"/>
+                <w:i w:val="false"/>
+                <w:b w:val="false"/>
+                <w:u w:val="none"/>
+                <w:strike w:val="false"/>
                 <w:sz w:val="24"/>
                 <w:szCs w:val="24"/>
                 <w:color w:val="000000"/>
@@ -2074,7 +2108,6 @@
           </w:tcPr>
           <w:p>
             <w:pPr>
-              <w:pStyle w:val="Normal"/>
               <w:jc w:val="right"/>
               <w:pBdr>
                 <w:bottom w:val="none" w:sz="0" w:space="0" w:color="000000"/>
@@ -2089,17 +2122,19 @@
                 <w:i w:val="false"/>
                 <w:b w:val="false"/>
                 <w:u w:val="none"/>
-                <w:sz w:val="24"/>
-                <w:szCs w:val="24"/>
-                <w:color w:val="000000"/>
-              </w:rPr>
-            </w:pPr>
-            <w:r>
-              <w:rPr>
-                <w:rFonts w:ascii="Roboto Condensed" w:hAnsi="Helvetica" w:eastAsia="Helvetica" w:cs="Roboto Condensed"/>
-                <w:i w:val="false"/>
-                <w:b w:val="false"/>
-                <w:u w:val="none"/>
+                <w:strike w:val="false"/>
+                <w:sz w:val="24"/>
+                <w:szCs w:val="24"/>
+                <w:color w:val="000000"/>
+              </w:rPr>
+            </w:pPr>
+            <w:r>
+              <w:rPr>
+                <w:rFonts w:ascii="Roboto Condensed" w:hAnsi="Helvetica" w:eastAsia="Helvetica" w:cs="Roboto Condensed"/>
+                <w:i w:val="false"/>
+                <w:b w:val="false"/>
+                <w:u w:val="none"/>
+                <w:strike w:val="false"/>
                 <w:sz w:val="24"/>
                 <w:szCs w:val="24"/>
                 <w:color w:val="000000"/>
@@ -2127,7 +2162,6 @@
           </w:tcPr>
           <w:p>
             <w:pPr>
-              <w:pStyle w:val="Normal"/>
               <w:jc w:val="right"/>
               <w:pBdr>
                 <w:bottom w:val="none" w:sz="0" w:space="0" w:color="000000"/>
@@ -2142,17 +2176,19 @@
                 <w:i w:val="false"/>
                 <w:b w:val="false"/>
                 <w:u w:val="none"/>
-                <w:sz w:val="24"/>
-                <w:szCs w:val="24"/>
-                <w:color w:val="000000"/>
-              </w:rPr>
-            </w:pPr>
-            <w:r>
-              <w:rPr>
-                <w:rFonts w:ascii="Roboto Condensed" w:hAnsi="Helvetica" w:eastAsia="Helvetica" w:cs="Roboto Condensed"/>
-                <w:i w:val="false"/>
-                <w:b w:val="false"/>
-                <w:u w:val="none"/>
+                <w:strike w:val="false"/>
+                <w:sz w:val="24"/>
+                <w:szCs w:val="24"/>
+                <w:color w:val="000000"/>
+              </w:rPr>
+            </w:pPr>
+            <w:r>
+              <w:rPr>
+                <w:rFonts w:ascii="Roboto Condensed" w:hAnsi="Helvetica" w:eastAsia="Helvetica" w:cs="Roboto Condensed"/>
+                <w:i w:val="false"/>
+                <w:b w:val="false"/>
+                <w:u w:val="none"/>
+                <w:strike w:val="false"/>
                 <w:sz w:val="24"/>
                 <w:szCs w:val="24"/>
                 <w:color w:val="000000"/>
@@ -2180,7 +2216,6 @@
           </w:tcPr>
           <w:p>
             <w:pPr>
-              <w:pStyle w:val="Normal"/>
               <w:jc w:val="right"/>
               <w:pBdr>
                 <w:bottom w:val="none" w:sz="0" w:space="0" w:color="000000"/>
@@ -2195,17 +2230,19 @@
                 <w:i w:val="false"/>
                 <w:b w:val="false"/>
                 <w:u w:val="none"/>
-                <w:sz w:val="24"/>
-                <w:szCs w:val="24"/>
-                <w:color w:val="000000"/>
-              </w:rPr>
-            </w:pPr>
-            <w:r>
-              <w:rPr>
-                <w:rFonts w:ascii="Roboto Condensed" w:hAnsi="Helvetica" w:eastAsia="Helvetica" w:cs="Roboto Condensed"/>
-                <w:i w:val="false"/>
-                <w:b w:val="false"/>
-                <w:u w:val="none"/>
+                <w:strike w:val="false"/>
+                <w:sz w:val="24"/>
+                <w:szCs w:val="24"/>
+                <w:color w:val="000000"/>
+              </w:rPr>
+            </w:pPr>
+            <w:r>
+              <w:rPr>
+                <w:rFonts w:ascii="Roboto Condensed" w:hAnsi="Helvetica" w:eastAsia="Helvetica" w:cs="Roboto Condensed"/>
+                <w:i w:val="false"/>
+                <w:b w:val="false"/>
+                <w:u w:val="none"/>
+                <w:strike w:val="false"/>
                 <w:sz w:val="24"/>
                 <w:szCs w:val="24"/>
                 <w:color w:val="000000"/>
@@ -2241,7 +2278,6 @@
           </w:tcPr>
           <w:p>
             <w:pPr>
-              <w:pStyle w:val="Normal"/>
               <w:jc w:val="left"/>
               <w:pBdr>
                 <w:bottom w:val="none" w:sz="0" w:space="0" w:color="000000"/>
@@ -2256,6 +2292,7 @@
                 <w:i w:val="false"/>
                 <w:b w:val="false"/>
                 <w:u w:val="none"/>
+                <w:strike w:val="false"/>
                 <w:sz w:val="24"/>
                 <w:szCs w:val="24"/>
                 <w:color w:val="000000"/>
@@ -2282,7 +2319,6 @@
           </w:tcPr>
           <w:p>
             <w:pPr>
-              <w:pStyle w:val="Normal"/>
               <w:jc w:val="left"/>
               <w:pBdr>
                 <w:bottom w:val="none" w:sz="0" w:space="0" w:color="000000"/>
@@ -2297,17 +2333,19 @@
                 <w:i w:val="false"/>
                 <w:b w:val="false"/>
                 <w:u w:val="none"/>
-                <w:sz w:val="24"/>
-                <w:szCs w:val="24"/>
-                <w:color w:val="000000"/>
-              </w:rPr>
-            </w:pPr>
-            <w:r>
-              <w:rPr>
-                <w:rFonts w:ascii="Roboto Condensed" w:hAnsi="Helvetica" w:eastAsia="Helvetica" w:cs="Roboto Condensed"/>
-                <w:i w:val="false"/>
-                <w:b w:val="false"/>
-                <w:u w:val="none"/>
+                <w:strike w:val="false"/>
+                <w:sz w:val="24"/>
+                <w:szCs w:val="24"/>
+                <w:color w:val="000000"/>
+              </w:rPr>
+            </w:pPr>
+            <w:r>
+              <w:rPr>
+                <w:rFonts w:ascii="Roboto Condensed" w:hAnsi="Helvetica" w:eastAsia="Helvetica" w:cs="Roboto Condensed"/>
+                <w:i w:val="false"/>
+                <w:b w:val="false"/>
+                <w:u w:val="none"/>
+                <w:strike w:val="false"/>
                 <w:sz w:val="24"/>
                 <w:szCs w:val="24"/>
                 <w:color w:val="000000"/>
@@ -2335,7 +2373,6 @@
           </w:tcPr>
           <w:p>
             <w:pPr>
-              <w:pStyle w:val="Normal"/>
               <w:jc w:val="right"/>
               <w:pBdr>
                 <w:bottom w:val="none" w:sz="0" w:space="0" w:color="000000"/>
@@ -2350,17 +2387,19 @@
                 <w:i w:val="false"/>
                 <w:b w:val="false"/>
                 <w:u w:val="none"/>
-                <w:sz w:val="24"/>
-                <w:szCs w:val="24"/>
-                <w:color w:val="000000"/>
-              </w:rPr>
-            </w:pPr>
-            <w:r>
-              <w:rPr>
-                <w:rFonts w:ascii="Roboto Condensed" w:hAnsi="Helvetica" w:eastAsia="Helvetica" w:cs="Roboto Condensed"/>
-                <w:i w:val="false"/>
-                <w:b w:val="false"/>
-                <w:u w:val="none"/>
+                <w:strike w:val="false"/>
+                <w:sz w:val="24"/>
+                <w:szCs w:val="24"/>
+                <w:color w:val="000000"/>
+              </w:rPr>
+            </w:pPr>
+            <w:r>
+              <w:rPr>
+                <w:rFonts w:ascii="Roboto Condensed" w:hAnsi="Helvetica" w:eastAsia="Helvetica" w:cs="Roboto Condensed"/>
+                <w:i w:val="false"/>
+                <w:b w:val="false"/>
+                <w:u w:val="none"/>
+                <w:strike w:val="false"/>
                 <w:sz w:val="24"/>
                 <w:szCs w:val="24"/>
                 <w:color w:val="000000"/>
@@ -2388,7 +2427,6 @@
           </w:tcPr>
           <w:p>
             <w:pPr>
-              <w:pStyle w:val="Normal"/>
               <w:jc w:val="right"/>
               <w:pBdr>
                 <w:bottom w:val="none" w:sz="0" w:space="0" w:color="000000"/>
@@ -2403,17 +2441,19 @@
                 <w:i w:val="false"/>
                 <w:b w:val="false"/>
                 <w:u w:val="none"/>
-                <w:sz w:val="24"/>
-                <w:szCs w:val="24"/>
-                <w:color w:val="000000"/>
-              </w:rPr>
-            </w:pPr>
-            <w:r>
-              <w:rPr>
-                <w:rFonts w:ascii="Roboto Condensed" w:hAnsi="Helvetica" w:eastAsia="Helvetica" w:cs="Roboto Condensed"/>
-                <w:i w:val="false"/>
-                <w:b w:val="false"/>
-                <w:u w:val="none"/>
+                <w:strike w:val="false"/>
+                <w:sz w:val="24"/>
+                <w:szCs w:val="24"/>
+                <w:color w:val="000000"/>
+              </w:rPr>
+            </w:pPr>
+            <w:r>
+              <w:rPr>
+                <w:rFonts w:ascii="Roboto Condensed" w:hAnsi="Helvetica" w:eastAsia="Helvetica" w:cs="Roboto Condensed"/>
+                <w:i w:val="false"/>
+                <w:b w:val="false"/>
+                <w:u w:val="none"/>
+                <w:strike w:val="false"/>
                 <w:sz w:val="24"/>
                 <w:szCs w:val="24"/>
                 <w:color w:val="000000"/>
@@ -2441,7 +2481,6 @@
           </w:tcPr>
           <w:p>
             <w:pPr>
-              <w:pStyle w:val="Normal"/>
               <w:jc w:val="right"/>
               <w:pBdr>
                 <w:bottom w:val="none" w:sz="0" w:space="0" w:color="000000"/>
@@ -2456,17 +2495,19 @@
                 <w:i w:val="false"/>
                 <w:b w:val="false"/>
                 <w:u w:val="none"/>
-                <w:sz w:val="24"/>
-                <w:szCs w:val="24"/>
-                <w:color w:val="000000"/>
-              </w:rPr>
-            </w:pPr>
-            <w:r>
-              <w:rPr>
-                <w:rFonts w:ascii="Roboto Condensed" w:hAnsi="Helvetica" w:eastAsia="Helvetica" w:cs="Roboto Condensed"/>
-                <w:i w:val="false"/>
-                <w:b w:val="false"/>
-                <w:u w:val="none"/>
+                <w:strike w:val="false"/>
+                <w:sz w:val="24"/>
+                <w:szCs w:val="24"/>
+                <w:color w:val="000000"/>
+              </w:rPr>
+            </w:pPr>
+            <w:r>
+              <w:rPr>
+                <w:rFonts w:ascii="Roboto Condensed" w:hAnsi="Helvetica" w:eastAsia="Helvetica" w:cs="Roboto Condensed"/>
+                <w:i w:val="false"/>
+                <w:b w:val="false"/>
+                <w:u w:val="none"/>
+                <w:strike w:val="false"/>
                 <w:sz w:val="24"/>
                 <w:szCs w:val="24"/>
                 <w:color w:val="000000"/>
@@ -2502,7 +2543,6 @@
           </w:tcPr>
           <w:p>
             <w:pPr>
-              <w:pStyle w:val="Normal"/>
               <w:jc w:val="left"/>
               <w:pBdr>
                 <w:bottom w:val="none" w:sz="0" w:space="0" w:color="000000"/>
@@ -2517,6 +2557,7 @@
                 <w:i w:val="false"/>
                 <w:b w:val="false"/>
                 <w:u w:val="none"/>
+                <w:strike w:val="false"/>
                 <w:sz w:val="24"/>
                 <w:szCs w:val="24"/>
                 <w:color w:val="000000"/>
@@ -2543,7 +2584,6 @@
           </w:tcPr>
           <w:p>
             <w:pPr>
-              <w:pStyle w:val="Normal"/>
               <w:jc w:val="left"/>
               <w:pBdr>
                 <w:bottom w:val="none" w:sz="0" w:space="0" w:color="000000"/>
@@ -2558,17 +2598,19 @@
                 <w:i w:val="false"/>
                 <w:b w:val="false"/>
                 <w:u w:val="none"/>
-                <w:sz w:val="24"/>
-                <w:szCs w:val="24"/>
-                <w:color w:val="000000"/>
-              </w:rPr>
-            </w:pPr>
-            <w:r>
-              <w:rPr>
-                <w:rFonts w:ascii="Roboto Condensed" w:hAnsi="Helvetica" w:eastAsia="Helvetica" w:cs="Roboto Condensed"/>
-                <w:i w:val="false"/>
-                <w:b w:val="false"/>
-                <w:u w:val="none"/>
+                <w:strike w:val="false"/>
+                <w:sz w:val="24"/>
+                <w:szCs w:val="24"/>
+                <w:color w:val="000000"/>
+              </w:rPr>
+            </w:pPr>
+            <w:r>
+              <w:rPr>
+                <w:rFonts w:ascii="Roboto Condensed" w:hAnsi="Helvetica" w:eastAsia="Helvetica" w:cs="Roboto Condensed"/>
+                <w:i w:val="false"/>
+                <w:b w:val="false"/>
+                <w:u w:val="none"/>
+                <w:strike w:val="false"/>
                 <w:sz w:val="24"/>
                 <w:szCs w:val="24"/>
                 <w:color w:val="000000"/>
@@ -2596,7 +2638,6 @@
           </w:tcPr>
           <w:p>
             <w:pPr>
-              <w:pStyle w:val="Normal"/>
               <w:jc w:val="right"/>
               <w:pBdr>
                 <w:bottom w:val="none" w:sz="0" w:space="0" w:color="000000"/>
@@ -2611,17 +2652,19 @@
                 <w:i w:val="false"/>
                 <w:b w:val="false"/>
                 <w:u w:val="none"/>
-                <w:sz w:val="24"/>
-                <w:szCs w:val="24"/>
-                <w:color w:val="000000"/>
-              </w:rPr>
-            </w:pPr>
-            <w:r>
-              <w:rPr>
-                <w:rFonts w:ascii="Roboto Condensed" w:hAnsi="Helvetica" w:eastAsia="Helvetica" w:cs="Roboto Condensed"/>
-                <w:i w:val="false"/>
-                <w:b w:val="false"/>
-                <w:u w:val="none"/>
+                <w:strike w:val="false"/>
+                <w:sz w:val="24"/>
+                <w:szCs w:val="24"/>
+                <w:color w:val="000000"/>
+              </w:rPr>
+            </w:pPr>
+            <w:r>
+              <w:rPr>
+                <w:rFonts w:ascii="Roboto Condensed" w:hAnsi="Helvetica" w:eastAsia="Helvetica" w:cs="Roboto Condensed"/>
+                <w:i w:val="false"/>
+                <w:b w:val="false"/>
+                <w:u w:val="none"/>
+                <w:strike w:val="false"/>
                 <w:sz w:val="24"/>
                 <w:szCs w:val="24"/>
                 <w:color w:val="000000"/>
@@ -2649,7 +2692,6 @@
           </w:tcPr>
           <w:p>
             <w:pPr>
-              <w:pStyle w:val="Normal"/>
               <w:jc w:val="right"/>
               <w:pBdr>
                 <w:bottom w:val="none" w:sz="0" w:space="0" w:color="000000"/>
@@ -2664,17 +2706,19 @@
                 <w:i w:val="false"/>
                 <w:b w:val="false"/>
                 <w:u w:val="none"/>
-                <w:sz w:val="24"/>
-                <w:szCs w:val="24"/>
-                <w:color w:val="000000"/>
-              </w:rPr>
-            </w:pPr>
-            <w:r>
-              <w:rPr>
-                <w:rFonts w:ascii="Roboto Condensed" w:hAnsi="Helvetica" w:eastAsia="Helvetica" w:cs="Roboto Condensed"/>
-                <w:i w:val="false"/>
-                <w:b w:val="false"/>
-                <w:u w:val="none"/>
+                <w:strike w:val="false"/>
+                <w:sz w:val="24"/>
+                <w:szCs w:val="24"/>
+                <w:color w:val="000000"/>
+              </w:rPr>
+            </w:pPr>
+            <w:r>
+              <w:rPr>
+                <w:rFonts w:ascii="Roboto Condensed" w:hAnsi="Helvetica" w:eastAsia="Helvetica" w:cs="Roboto Condensed"/>
+                <w:i w:val="false"/>
+                <w:b w:val="false"/>
+                <w:u w:val="none"/>
+                <w:strike w:val="false"/>
                 <w:sz w:val="24"/>
                 <w:szCs w:val="24"/>
                 <w:color w:val="000000"/>
@@ -2702,7 +2746,6 @@
           </w:tcPr>
           <w:p>
             <w:pPr>
-              <w:pStyle w:val="Normal"/>
               <w:jc w:val="right"/>
               <w:pBdr>
                 <w:bottom w:val="none" w:sz="0" w:space="0" w:color="000000"/>
@@ -2717,17 +2760,19 @@
                 <w:i w:val="false"/>
                 <w:b w:val="false"/>
                 <w:u w:val="none"/>
-                <w:sz w:val="24"/>
-                <w:szCs w:val="24"/>
-                <w:color w:val="000000"/>
-              </w:rPr>
-            </w:pPr>
-            <w:r>
-              <w:rPr>
-                <w:rFonts w:ascii="Roboto Condensed" w:hAnsi="Helvetica" w:eastAsia="Helvetica" w:cs="Roboto Condensed"/>
-                <w:i w:val="false"/>
-                <w:b w:val="false"/>
-                <w:u w:val="none"/>
+                <w:strike w:val="false"/>
+                <w:sz w:val="24"/>
+                <w:szCs w:val="24"/>
+                <w:color w:val="000000"/>
+              </w:rPr>
+            </w:pPr>
+            <w:r>
+              <w:rPr>
+                <w:rFonts w:ascii="Roboto Condensed" w:hAnsi="Helvetica" w:eastAsia="Helvetica" w:cs="Roboto Condensed"/>
+                <w:i w:val="false"/>
+                <w:b w:val="false"/>
+                <w:u w:val="none"/>
+                <w:strike w:val="false"/>
                 <w:sz w:val="24"/>
                 <w:szCs w:val="24"/>
                 <w:color w:val="000000"/>
@@ -2763,7 +2808,6 @@
           </w:tcPr>
           <w:p>
             <w:pPr>
-              <w:pStyle w:val="Normal"/>
               <w:jc w:val="left"/>
               <w:pBdr>
                 <w:bottom w:val="none" w:sz="0" w:space="0" w:color="000000"/>
@@ -2778,6 +2822,7 @@
                 <w:i w:val="true"/>
                 <w:b w:val="false"/>
                 <w:u w:val="none"/>
+                <w:strike w:val="false"/>
                 <w:sz w:val="18"/>
                 <w:szCs w:val="18"/>
                 <w:color w:val="808080"/>
@@ -2789,6 +2834,7 @@
                 <w:i w:val="true"/>
                 <w:b w:val="false"/>
                 <w:u w:val="none"/>
+                <w:strike w:val="false"/>
                 <w:sz w:val="18"/>
                 <w:szCs w:val="18"/>
                 <w:color w:val="808080"/>
@@ -2799,9 +2845,9 @@
         </w:tc>
       </w:tr>
     </w:tbl>
-    <w:sectPr w:officer="true">
-      <w:pgMar w:header="720" w:bottom="1440" w:top="1440" w:right="1440" w:left="1440" w:footer="720" w:gutter="720"/>
-      <w:pgSz w:h="16848" w:w="11952" w:orient="portrait"/>
+    <w:sectPr>
+      <w:pgMar w:header="708" w:bottom="1417" w:top="1417" w:right="1417" w:left="1417" w:footer="708" w:gutter="0"/>
+      <w:pgSz w:h="16838" w:w="11906" w:orient="portrait"/>
       <w:type w:val="continuous"/>
       <w:cols/>
     </w:sectPr>

--- a/data_out/bes_2003_2023/bes_reddito_tbl.docx
+++ b/data_out/bes_2003_2023/bes_reddito_tbl.docx
@@ -23,7 +23,6 @@
           <w:trHeight w:val="390" w:hRule="auto"/>
           <w:tblHeader/>
         </w:trPr>
-        header1
         <w:tc>
           <w:tcPr>
             <w:gridSpan w:val="5"/>
@@ -44,6 +43,7 @@
           </w:tcPr>
           <w:p>
             <w:pPr>
+              <w:pStyle w:val="Normal"/>
               <w:jc w:val="center"/>
               <w:pBdr>
                 <w:bottom w:val="none" w:sz="0" w:space="0" w:color="000000"/>
@@ -86,7 +86,6 @@
           <w:trHeight w:val="289" w:hRule="auto"/>
           <w:tblHeader/>
         </w:trPr>
-        header2
         <w:tc>
           <w:tcPr>
             <w:tcBorders>
@@ -106,6 +105,7 @@
           </w:tcPr>
           <w:p>
             <w:pPr>
+              <w:pStyle w:val="Normal"/>
               <w:jc w:val="left"/>
               <w:pBdr>
                 <w:bottom w:val="none" w:sz="0" w:space="0" w:color="000000"/>
@@ -160,6 +160,7 @@
           </w:tcPr>
           <w:p>
             <w:pPr>
+              <w:pStyle w:val="Normal"/>
               <w:jc w:val="left"/>
               <w:pBdr>
                 <w:bottom w:val="none" w:sz="0" w:space="0" w:color="000000"/>
@@ -214,6 +215,7 @@
           </w:tcPr>
           <w:p>
             <w:pPr>
+              <w:pStyle w:val="Normal"/>
               <w:jc w:val="right"/>
               <w:pBdr>
                 <w:bottom w:val="none" w:sz="0" w:space="0" w:color="000000"/>
@@ -268,6 +270,7 @@
           </w:tcPr>
           <w:p>
             <w:pPr>
+              <w:pStyle w:val="Normal"/>
               <w:jc w:val="right"/>
               <w:pBdr>
                 <w:bottom w:val="none" w:sz="0" w:space="0" w:color="000000"/>
@@ -322,6 +325,7 @@
           </w:tcPr>
           <w:p>
             <w:pPr>
+              <w:pStyle w:val="Normal"/>
               <w:jc w:val="right"/>
               <w:pBdr>
                 <w:bottom w:val="none" w:sz="0" w:space="0" w:color="000000"/>
@@ -363,7 +367,6 @@
           <w:cantSplit/>
           <w:trHeight w:val="337" w:hRule="auto"/>
         </w:trPr>
-        body1
         <w:tc>
           <w:tcPr>
             <w:vMerge w:val="restart"/>
@@ -384,6 +387,7 @@
           </w:tcPr>
           <w:p>
             <w:pPr>
+              <w:pStyle w:val="Normal"/>
               <w:jc w:val="left"/>
               <w:pBdr>
                 <w:bottom w:val="none" w:sz="0" w:space="0" w:color="000000"/>
@@ -438,6 +442,7 @@
           </w:tcPr>
           <w:p>
             <w:pPr>
+              <w:pStyle w:val="Normal"/>
               <w:jc w:val="left"/>
               <w:pBdr>
                 <w:bottom w:val="none" w:sz="0" w:space="0" w:color="000000"/>
@@ -492,6 +497,7 @@
           </w:tcPr>
           <w:p>
             <w:pPr>
+              <w:pStyle w:val="Normal"/>
               <w:jc w:val="right"/>
               <w:pBdr>
                 <w:bottom w:val="none" w:sz="0" w:space="0" w:color="000000"/>
@@ -546,6 +552,7 @@
           </w:tcPr>
           <w:p>
             <w:pPr>
+              <w:pStyle w:val="Normal"/>
               <w:jc w:val="right"/>
               <w:pBdr>
                 <w:bottom w:val="none" w:sz="0" w:space="0" w:color="000000"/>
@@ -600,6 +607,7 @@
           </w:tcPr>
           <w:p>
             <w:pPr>
+              <w:pStyle w:val="Normal"/>
               <w:jc w:val="right"/>
               <w:pBdr>
                 <w:bottom w:val="none" w:sz="0" w:space="0" w:color="000000"/>
@@ -641,7 +649,6 @@
           <w:cantSplit/>
           <w:trHeight w:val="335" w:hRule="auto"/>
         </w:trPr>
-        body2
         <w:tc>
           <w:tcPr>
             <w:vMerge/>
@@ -662,6 +669,7 @@
           </w:tcPr>
           <w:p>
             <w:pPr>
+              <w:pStyle w:val="Normal"/>
               <w:jc w:val="left"/>
               <w:pBdr>
                 <w:bottom w:val="none" w:sz="0" w:space="0" w:color="000000"/>
@@ -703,6 +711,7 @@
           </w:tcPr>
           <w:p>
             <w:pPr>
+              <w:pStyle w:val="Normal"/>
               <w:jc w:val="left"/>
               <w:pBdr>
                 <w:bottom w:val="none" w:sz="0" w:space="0" w:color="000000"/>
@@ -757,6 +766,7 @@
           </w:tcPr>
           <w:p>
             <w:pPr>
+              <w:pStyle w:val="Normal"/>
               <w:jc w:val="right"/>
               <w:pBdr>
                 <w:bottom w:val="none" w:sz="0" w:space="0" w:color="000000"/>
@@ -811,6 +821,7 @@
           </w:tcPr>
           <w:p>
             <w:pPr>
+              <w:pStyle w:val="Normal"/>
               <w:jc w:val="right"/>
               <w:pBdr>
                 <w:bottom w:val="none" w:sz="0" w:space="0" w:color="000000"/>
@@ -865,6 +876,7 @@
           </w:tcPr>
           <w:p>
             <w:pPr>
+              <w:pStyle w:val="Normal"/>
               <w:jc w:val="right"/>
               <w:pBdr>
                 <w:bottom w:val="none" w:sz="0" w:space="0" w:color="000000"/>
@@ -906,7 +918,6 @@
           <w:cantSplit/>
           <w:trHeight w:val="335" w:hRule="auto"/>
         </w:trPr>
-        body3
         <w:tc>
           <w:tcPr>
             <w:vMerge/>
@@ -927,6 +938,7 @@
           </w:tcPr>
           <w:p>
             <w:pPr>
+              <w:pStyle w:val="Normal"/>
               <w:jc w:val="left"/>
               <w:pBdr>
                 <w:bottom w:val="none" w:sz="0" w:space="0" w:color="000000"/>
@@ -968,6 +980,7 @@
           </w:tcPr>
           <w:p>
             <w:pPr>
+              <w:pStyle w:val="Normal"/>
               <w:jc w:val="left"/>
               <w:pBdr>
                 <w:bottom w:val="none" w:sz="0" w:space="0" w:color="000000"/>
@@ -1022,6 +1035,7 @@
           </w:tcPr>
           <w:p>
             <w:pPr>
+              <w:pStyle w:val="Normal"/>
               <w:jc w:val="right"/>
               <w:pBdr>
                 <w:bottom w:val="none" w:sz="0" w:space="0" w:color="000000"/>
@@ -1076,6 +1090,7 @@
           </w:tcPr>
           <w:p>
             <w:pPr>
+              <w:pStyle w:val="Normal"/>
               <w:jc w:val="right"/>
               <w:pBdr>
                 <w:bottom w:val="none" w:sz="0" w:space="0" w:color="000000"/>
@@ -1130,6 +1145,7 @@
           </w:tcPr>
           <w:p>
             <w:pPr>
+              <w:pStyle w:val="Normal"/>
               <w:jc w:val="right"/>
               <w:pBdr>
                 <w:bottom w:val="none" w:sz="0" w:space="0" w:color="000000"/>
@@ -1171,7 +1187,6 @@
           <w:cantSplit/>
           <w:trHeight w:val="337" w:hRule="auto"/>
         </w:trPr>
-        body4
         <w:tc>
           <w:tcPr>
             <w:vMerge w:val="restart"/>
@@ -1192,6 +1207,7 @@
           </w:tcPr>
           <w:p>
             <w:pPr>
+              <w:pStyle w:val="Normal"/>
               <w:jc w:val="left"/>
               <w:pBdr>
                 <w:bottom w:val="none" w:sz="0" w:space="0" w:color="000000"/>
@@ -1246,6 +1262,7 @@
           </w:tcPr>
           <w:p>
             <w:pPr>
+              <w:pStyle w:val="Normal"/>
               <w:jc w:val="left"/>
               <w:pBdr>
                 <w:bottom w:val="none" w:sz="0" w:space="0" w:color="000000"/>
@@ -1300,6 +1317,7 @@
           </w:tcPr>
           <w:p>
             <w:pPr>
+              <w:pStyle w:val="Normal"/>
               <w:jc w:val="right"/>
               <w:pBdr>
                 <w:bottom w:val="none" w:sz="0" w:space="0" w:color="000000"/>
@@ -1354,6 +1372,7 @@
           </w:tcPr>
           <w:p>
             <w:pPr>
+              <w:pStyle w:val="Normal"/>
               <w:jc w:val="right"/>
               <w:pBdr>
                 <w:bottom w:val="none" w:sz="0" w:space="0" w:color="000000"/>
@@ -1408,6 +1427,7 @@
           </w:tcPr>
           <w:p>
             <w:pPr>
+              <w:pStyle w:val="Normal"/>
               <w:jc w:val="right"/>
               <w:pBdr>
                 <w:bottom w:val="none" w:sz="0" w:space="0" w:color="000000"/>
@@ -1449,7 +1469,6 @@
           <w:cantSplit/>
           <w:trHeight w:val="335" w:hRule="auto"/>
         </w:trPr>
-        body5
         <w:tc>
           <w:tcPr>
             <w:vMerge/>
@@ -1470,6 +1489,7 @@
           </w:tcPr>
           <w:p>
             <w:pPr>
+              <w:pStyle w:val="Normal"/>
               <w:jc w:val="left"/>
               <w:pBdr>
                 <w:bottom w:val="none" w:sz="0" w:space="0" w:color="000000"/>
@@ -1511,6 +1531,7 @@
           </w:tcPr>
           <w:p>
             <w:pPr>
+              <w:pStyle w:val="Normal"/>
               <w:jc w:val="left"/>
               <w:pBdr>
                 <w:bottom w:val="none" w:sz="0" w:space="0" w:color="000000"/>
@@ -1565,6 +1586,7 @@
           </w:tcPr>
           <w:p>
             <w:pPr>
+              <w:pStyle w:val="Normal"/>
               <w:jc w:val="right"/>
               <w:pBdr>
                 <w:bottom w:val="none" w:sz="0" w:space="0" w:color="000000"/>
@@ -1619,6 +1641,7 @@
           </w:tcPr>
           <w:p>
             <w:pPr>
+              <w:pStyle w:val="Normal"/>
               <w:jc w:val="right"/>
               <w:pBdr>
                 <w:bottom w:val="none" w:sz="0" w:space="0" w:color="000000"/>
@@ -1673,6 +1696,7 @@
           </w:tcPr>
           <w:p>
             <w:pPr>
+              <w:pStyle w:val="Normal"/>
               <w:jc w:val="right"/>
               <w:pBdr>
                 <w:bottom w:val="none" w:sz="0" w:space="0" w:color="000000"/>
@@ -1714,7 +1738,6 @@
           <w:cantSplit/>
           <w:trHeight w:val="335" w:hRule="auto"/>
         </w:trPr>
-        body6
         <w:tc>
           <w:tcPr>
             <w:vMerge/>
@@ -1735,6 +1758,7 @@
           </w:tcPr>
           <w:p>
             <w:pPr>
+              <w:pStyle w:val="Normal"/>
               <w:jc w:val="left"/>
               <w:pBdr>
                 <w:bottom w:val="none" w:sz="0" w:space="0" w:color="000000"/>
@@ -1776,6 +1800,7 @@
           </w:tcPr>
           <w:p>
             <w:pPr>
+              <w:pStyle w:val="Normal"/>
               <w:jc w:val="left"/>
               <w:pBdr>
                 <w:bottom w:val="none" w:sz="0" w:space="0" w:color="000000"/>
@@ -1830,6 +1855,7 @@
           </w:tcPr>
           <w:p>
             <w:pPr>
+              <w:pStyle w:val="Normal"/>
               <w:jc w:val="right"/>
               <w:pBdr>
                 <w:bottom w:val="none" w:sz="0" w:space="0" w:color="000000"/>
@@ -1884,6 +1910,7 @@
           </w:tcPr>
           <w:p>
             <w:pPr>
+              <w:pStyle w:val="Normal"/>
               <w:jc w:val="right"/>
               <w:pBdr>
                 <w:bottom w:val="none" w:sz="0" w:space="0" w:color="000000"/>
@@ -1938,6 +1965,7 @@
           </w:tcPr>
           <w:p>
             <w:pPr>
+              <w:pStyle w:val="Normal"/>
               <w:jc w:val="right"/>
               <w:pBdr>
                 <w:bottom w:val="none" w:sz="0" w:space="0" w:color="000000"/>
@@ -1979,7 +2007,6 @@
           <w:cantSplit/>
           <w:trHeight w:val="337" w:hRule="auto"/>
         </w:trPr>
-        body7
         <w:tc>
           <w:tcPr>
             <w:vMerge w:val="restart"/>
@@ -2000,6 +2027,7 @@
           </w:tcPr>
           <w:p>
             <w:pPr>
+              <w:pStyle w:val="Normal"/>
               <w:jc w:val="left"/>
               <w:pBdr>
                 <w:bottom w:val="none" w:sz="0" w:space="0" w:color="000000"/>
@@ -2054,6 +2082,7 @@
           </w:tcPr>
           <w:p>
             <w:pPr>
+              <w:pStyle w:val="Normal"/>
               <w:jc w:val="left"/>
               <w:pBdr>
                 <w:bottom w:val="none" w:sz="0" w:space="0" w:color="000000"/>
@@ -2108,6 +2137,7 @@
           </w:tcPr>
           <w:p>
             <w:pPr>
+              <w:pStyle w:val="Normal"/>
               <w:jc w:val="right"/>
               <w:pBdr>
                 <w:bottom w:val="none" w:sz="0" w:space="0" w:color="000000"/>
@@ -2162,6 +2192,7 @@
           </w:tcPr>
           <w:p>
             <w:pPr>
+              <w:pStyle w:val="Normal"/>
               <w:jc w:val="right"/>
               <w:pBdr>
                 <w:bottom w:val="none" w:sz="0" w:space="0" w:color="000000"/>
@@ -2216,6 +2247,7 @@
           </w:tcPr>
           <w:p>
             <w:pPr>
+              <w:pStyle w:val="Normal"/>
               <w:jc w:val="right"/>
               <w:pBdr>
                 <w:bottom w:val="none" w:sz="0" w:space="0" w:color="000000"/>
@@ -2257,7 +2289,6 @@
           <w:cantSplit/>
           <w:trHeight w:val="335" w:hRule="auto"/>
         </w:trPr>
-        body8
         <w:tc>
           <w:tcPr>
             <w:vMerge/>
@@ -2278,6 +2309,7 @@
           </w:tcPr>
           <w:p>
             <w:pPr>
+              <w:pStyle w:val="Normal"/>
               <w:jc w:val="left"/>
               <w:pBdr>
                 <w:bottom w:val="none" w:sz="0" w:space="0" w:color="000000"/>
@@ -2319,6 +2351,7 @@
           </w:tcPr>
           <w:p>
             <w:pPr>
+              <w:pStyle w:val="Normal"/>
               <w:jc w:val="left"/>
               <w:pBdr>
                 <w:bottom w:val="none" w:sz="0" w:space="0" w:color="000000"/>
@@ -2373,6 +2406,7 @@
           </w:tcPr>
           <w:p>
             <w:pPr>
+              <w:pStyle w:val="Normal"/>
               <w:jc w:val="right"/>
               <w:pBdr>
                 <w:bottom w:val="none" w:sz="0" w:space="0" w:color="000000"/>
@@ -2427,6 +2461,7 @@
           </w:tcPr>
           <w:p>
             <w:pPr>
+              <w:pStyle w:val="Normal"/>
               <w:jc w:val="right"/>
               <w:pBdr>
                 <w:bottom w:val="none" w:sz="0" w:space="0" w:color="000000"/>
@@ -2481,6 +2516,7 @@
           </w:tcPr>
           <w:p>
             <w:pPr>
+              <w:pStyle w:val="Normal"/>
               <w:jc w:val="right"/>
               <w:pBdr>
                 <w:bottom w:val="none" w:sz="0" w:space="0" w:color="000000"/>
@@ -2522,7 +2558,6 @@
           <w:cantSplit/>
           <w:trHeight w:val="335" w:hRule="auto"/>
         </w:trPr>
-        body9
         <w:tc>
           <w:tcPr>
             <w:vMerge/>
@@ -2543,6 +2578,7 @@
           </w:tcPr>
           <w:p>
             <w:pPr>
+              <w:pStyle w:val="Normal"/>
               <w:jc w:val="left"/>
               <w:pBdr>
                 <w:bottom w:val="none" w:sz="0" w:space="0" w:color="000000"/>
@@ -2584,6 +2620,7 @@
           </w:tcPr>
           <w:p>
             <w:pPr>
+              <w:pStyle w:val="Normal"/>
               <w:jc w:val="left"/>
               <w:pBdr>
                 <w:bottom w:val="none" w:sz="0" w:space="0" w:color="000000"/>
@@ -2638,6 +2675,7 @@
           </w:tcPr>
           <w:p>
             <w:pPr>
+              <w:pStyle w:val="Normal"/>
               <w:jc w:val="right"/>
               <w:pBdr>
                 <w:bottom w:val="none" w:sz="0" w:space="0" w:color="000000"/>
@@ -2692,6 +2730,7 @@
           </w:tcPr>
           <w:p>
             <w:pPr>
+              <w:pStyle w:val="Normal"/>
               <w:jc w:val="right"/>
               <w:pBdr>
                 <w:bottom w:val="none" w:sz="0" w:space="0" w:color="000000"/>
@@ -2746,6 +2785,7 @@
           </w:tcPr>
           <w:p>
             <w:pPr>
+              <w:pStyle w:val="Normal"/>
               <w:jc w:val="right"/>
               <w:pBdr>
                 <w:bottom w:val="none" w:sz="0" w:space="0" w:color="000000"/>
@@ -2787,7 +2827,6 @@
           <w:cantSplit/>
           <w:trHeight w:val="360" w:hRule="auto"/>
         </w:trPr>
-        footer1
         <w:tc>
           <w:tcPr>
             <w:gridSpan w:val="5"/>
@@ -2808,6 +2847,7 @@
           </w:tcPr>
           <w:p>
             <w:pPr>
+              <w:pStyle w:val="Normal"/>
               <w:jc w:val="left"/>
               <w:pBdr>
                 <w:bottom w:val="none" w:sz="0" w:space="0" w:color="000000"/>
